--- a/rev/UC_Dett/UC_Dett_Personale.docx
+++ b/rev/UC_Dett/UC_Dett_Personale.docx
@@ -5,11 +5,20 @@
     <w:p>
       <w:pPr>
         <w:pStyle w:val="Titolo1"/>
+        <w:rPr>
+          <w:rFonts w:ascii="Helvetica Neue" w:hAnsi="Helvetica Neue"/>
+        </w:rPr>
       </w:pPr>
       <w:r>
+        <w:rPr>
+          <w:rFonts w:ascii="Helvetica Neue" w:hAnsi="Helvetica Neue"/>
+        </w:rPr>
         <w:t>Indicare le proprie disponibilità</w:t>
       </w:r>
       <w:r>
+        <w:rPr>
+          <w:rFonts w:ascii="Helvetica Neue" w:hAnsi="Helvetica Neue"/>
+        </w:rPr>
         <w:t xml:space="preserve"> </w:t>
       </w:r>
     </w:p>
@@ -18,9 +27,13 @@
         <w:pStyle w:val="Titolo2"/>
         <w:spacing w:after="259"/>
         <w:ind w:left="-5"/>
+        <w:rPr>
+          <w:rFonts w:ascii="Helvetica Neue" w:hAnsi="Helvetica Neue"/>
+        </w:rPr>
       </w:pPr>
       <w:r>
         <w:rPr>
+          <w:rFonts w:ascii="Helvetica Neue" w:hAnsi="Helvetica Neue"/>
           <w:b/>
           <w:color w:val="00605E"/>
           <w:sz w:val="36"/>
@@ -33,10 +46,13 @@
         <w:spacing w:after="38"/>
         <w:ind w:left="-5" w:hanging="10"/>
         <w:jc w:val="both"/>
+        <w:rPr>
+          <w:rFonts w:ascii="Helvetica Neue" w:hAnsi="Helvetica Neue"/>
+        </w:rPr>
       </w:pPr>
       <w:r>
         <w:rPr>
-          <w:rFonts w:ascii="Arial" w:eastAsia="Arial" w:hAnsi="Arial" w:cs="Arial"/>
+          <w:rFonts w:ascii="Helvetica Neue" w:eastAsia="Arial" w:hAnsi="Helvetica Neue" w:cs="Arial"/>
           <w:b/>
           <w:sz w:val="24"/>
         </w:rPr>
@@ -44,7 +60,7 @@
       </w:r>
       <w:r>
         <w:rPr>
-          <w:rFonts w:ascii="Oxygen" w:eastAsia="Oxygen" w:hAnsi="Oxygen" w:cs="Oxygen"/>
+          <w:rFonts w:ascii="Helvetica Neue" w:eastAsia="Oxygen" w:hAnsi="Helvetica Neue" w:cs="Oxygen"/>
           <w:b/>
           <w:sz w:val="24"/>
         </w:rPr>
@@ -52,7 +68,7 @@
       </w:r>
       <w:r>
         <w:rPr>
-          <w:rFonts w:ascii="Arial" w:eastAsia="Arial" w:hAnsi="Arial" w:cs="Arial"/>
+          <w:rFonts w:ascii="Helvetica Neue" w:eastAsia="Arial" w:hAnsi="Helvetica Neue" w:cs="Arial"/>
           <w:b/>
           <w:sz w:val="24"/>
         </w:rPr>
@@ -60,21 +76,21 @@
       </w:r>
       <w:r>
         <w:rPr>
-          <w:rFonts w:ascii="Arial" w:eastAsia="Arial" w:hAnsi="Arial" w:cs="Arial"/>
+          <w:rFonts w:ascii="Helvetica Neue" w:eastAsia="Arial" w:hAnsi="Helvetica Neue" w:cs="Arial"/>
           <w:sz w:val="24"/>
         </w:rPr>
         <w:t xml:space="preserve">: </w:t>
       </w:r>
       <w:r>
         <w:rPr>
-          <w:rFonts w:ascii="Arial" w:eastAsia="Arial" w:hAnsi="Arial" w:cs="Arial"/>
+          <w:rFonts w:ascii="Helvetica Neue" w:eastAsia="Arial" w:hAnsi="Helvetica Neue" w:cs="Arial"/>
           <w:sz w:val="24"/>
         </w:rPr>
         <w:t>Indicare le proprie disponibilità</w:t>
       </w:r>
       <w:r>
         <w:rPr>
-          <w:rFonts w:ascii="Arial" w:eastAsia="Arial" w:hAnsi="Arial" w:cs="Arial"/>
+          <w:rFonts w:ascii="Helvetica Neue" w:eastAsia="Arial" w:hAnsi="Helvetica Neue" w:cs="Arial"/>
           <w:sz w:val="24"/>
         </w:rPr>
         <w:t xml:space="preserve"> </w:t>
@@ -84,10 +100,13 @@
       <w:pPr>
         <w:spacing w:after="42"/>
         <w:ind w:left="-5" w:hanging="10"/>
+        <w:rPr>
+          <w:rFonts w:ascii="Helvetica Neue" w:hAnsi="Helvetica Neue"/>
+        </w:rPr>
       </w:pPr>
       <w:r>
         <w:rPr>
-          <w:rFonts w:ascii="Arial" w:eastAsia="Arial" w:hAnsi="Arial" w:cs="Arial"/>
+          <w:rFonts w:ascii="Helvetica Neue" w:eastAsia="Arial" w:hAnsi="Helvetica Neue" w:cs="Arial"/>
           <w:b/>
           <w:sz w:val="24"/>
         </w:rPr>
@@ -95,7 +114,7 @@
       </w:r>
       <w:r>
         <w:rPr>
-          <w:rFonts w:ascii="Arial" w:eastAsia="Arial" w:hAnsi="Arial" w:cs="Arial"/>
+          <w:rFonts w:ascii="Helvetica Neue" w:eastAsia="Arial" w:hAnsi="Helvetica Neue" w:cs="Arial"/>
           <w:sz w:val="24"/>
         </w:rPr>
         <w:t xml:space="preserve">Sistema </w:t>
@@ -106,10 +125,13 @@
         <w:spacing w:after="38"/>
         <w:ind w:left="-5" w:hanging="10"/>
         <w:jc w:val="both"/>
+        <w:rPr>
+          <w:rFonts w:ascii="Helvetica Neue" w:hAnsi="Helvetica Neue"/>
+        </w:rPr>
       </w:pPr>
       <w:r>
         <w:rPr>
-          <w:rFonts w:ascii="Arial" w:eastAsia="Arial" w:hAnsi="Arial" w:cs="Arial"/>
+          <w:rFonts w:ascii="Helvetica Neue" w:eastAsia="Arial" w:hAnsi="Helvetica Neue" w:cs="Arial"/>
           <w:b/>
           <w:sz w:val="24"/>
         </w:rPr>
@@ -117,7 +139,7 @@
       </w:r>
       <w:r>
         <w:rPr>
-          <w:rFonts w:ascii="Arial" w:eastAsia="Arial" w:hAnsi="Arial" w:cs="Arial"/>
+          <w:rFonts w:ascii="Helvetica Neue" w:eastAsia="Arial" w:hAnsi="Helvetica Neue" w:cs="Arial"/>
           <w:sz w:val="24"/>
         </w:rPr>
         <w:t xml:space="preserve">Obiettivo utente </w:t>
@@ -127,10 +149,13 @@
       <w:pPr>
         <w:spacing w:after="42"/>
         <w:ind w:left="-5" w:hanging="10"/>
+        <w:rPr>
+          <w:rFonts w:ascii="Helvetica Neue" w:hAnsi="Helvetica Neue"/>
+        </w:rPr>
       </w:pPr>
       <w:r>
         <w:rPr>
-          <w:rFonts w:ascii="Arial" w:eastAsia="Arial" w:hAnsi="Arial" w:cs="Arial"/>
+          <w:rFonts w:ascii="Helvetica Neue" w:eastAsia="Arial" w:hAnsi="Helvetica Neue" w:cs="Arial"/>
           <w:b/>
           <w:sz w:val="24"/>
         </w:rPr>
@@ -138,7 +163,7 @@
       </w:r>
       <w:r>
         <w:rPr>
-          <w:rFonts w:ascii="Arial" w:eastAsia="Arial" w:hAnsi="Arial" w:cs="Arial"/>
+          <w:rFonts w:ascii="Helvetica Neue" w:eastAsia="Arial" w:hAnsi="Helvetica Neue" w:cs="Arial"/>
           <w:sz w:val="24"/>
         </w:rPr>
         <w:t>Personale di servizio</w:t>
@@ -149,10 +174,13 @@
         <w:spacing w:after="64"/>
         <w:ind w:left="-5" w:hanging="10"/>
         <w:jc w:val="both"/>
+        <w:rPr>
+          <w:rFonts w:ascii="Helvetica Neue" w:hAnsi="Helvetica Neue"/>
+        </w:rPr>
       </w:pPr>
       <w:r>
         <w:rPr>
-          <w:rFonts w:ascii="Arial" w:eastAsia="Arial" w:hAnsi="Arial" w:cs="Arial"/>
+          <w:rFonts w:ascii="Helvetica Neue" w:eastAsia="Arial" w:hAnsi="Helvetica Neue" w:cs="Arial"/>
           <w:b/>
           <w:sz w:val="24"/>
         </w:rPr>
@@ -160,7 +188,7 @@
       </w:r>
       <w:r>
         <w:rPr>
-          <w:rFonts w:ascii="Arial" w:eastAsia="Arial" w:hAnsi="Arial" w:cs="Arial"/>
+          <w:rFonts w:ascii="Helvetica Neue" w:eastAsia="Arial" w:hAnsi="Helvetica Neue" w:cs="Arial"/>
           <w:sz w:val="24"/>
         </w:rPr>
         <w:t xml:space="preserve">Organizzatore </w:t>
@@ -171,14 +199,14 @@
         <w:spacing w:after="38"/>
         <w:jc w:val="both"/>
         <w:rPr>
-          <w:rFonts w:ascii="Arial" w:eastAsia="Arial" w:hAnsi="Arial" w:cs="Arial"/>
+          <w:rFonts w:ascii="Helvetica Neue" w:eastAsia="Arial" w:hAnsi="Helvetica Neue" w:cs="Arial"/>
           <w:b/>
           <w:sz w:val="24"/>
         </w:rPr>
       </w:pPr>
       <w:r>
         <w:rPr>
-          <w:rFonts w:ascii="Arial" w:eastAsia="Arial" w:hAnsi="Arial" w:cs="Arial"/>
+          <w:rFonts w:ascii="Helvetica Neue" w:eastAsia="Arial" w:hAnsi="Helvetica Neue" w:cs="Arial"/>
           <w:b/>
           <w:sz w:val="24"/>
         </w:rPr>
@@ -195,13 +223,13 @@
         <w:spacing w:after="38"/>
         <w:jc w:val="both"/>
         <w:rPr>
-          <w:rFonts w:ascii="Arial" w:eastAsia="Arial" w:hAnsi="Arial" w:cs="Arial"/>
+          <w:rFonts w:ascii="Helvetica Neue" w:eastAsia="Arial" w:hAnsi="Helvetica Neue" w:cs="Arial"/>
           <w:sz w:val="24"/>
         </w:rPr>
       </w:pPr>
       <w:r>
         <w:rPr>
-          <w:rFonts w:ascii="Arial" w:eastAsia="Arial" w:hAnsi="Arial" w:cs="Arial"/>
+          <w:rFonts w:ascii="Helvetica Neue" w:eastAsia="Arial" w:hAnsi="Helvetica Neue" w:cs="Arial"/>
           <w:sz w:val="24"/>
         </w:rPr>
         <w:t>L’attore è autenticato come personale di servizio</w:t>
@@ -217,12 +245,13 @@
         <w:spacing w:after="38"/>
         <w:jc w:val="both"/>
         <w:rPr>
+          <w:rFonts w:ascii="Helvetica Neue" w:hAnsi="Helvetica Neue"/>
           <w:bCs/>
         </w:rPr>
       </w:pPr>
       <w:r>
         <w:rPr>
-          <w:rFonts w:ascii="Arial" w:eastAsia="Arial" w:hAnsi="Arial" w:cs="Arial"/>
+          <w:rFonts w:ascii="Helvetica Neue" w:eastAsia="Arial" w:hAnsi="Helvetica Neue" w:cs="Arial"/>
           <w:bCs/>
           <w:sz w:val="24"/>
         </w:rPr>
@@ -234,10 +263,13 @@
         <w:spacing w:after="187"/>
         <w:ind w:left="-5" w:hanging="10"/>
         <w:jc w:val="both"/>
+        <w:rPr>
+          <w:rFonts w:ascii="Helvetica Neue" w:hAnsi="Helvetica Neue"/>
+        </w:rPr>
       </w:pPr>
       <w:r>
         <w:rPr>
-          <w:rFonts w:ascii="Arial" w:eastAsia="Arial" w:hAnsi="Arial" w:cs="Arial"/>
+          <w:rFonts w:ascii="Helvetica Neue" w:eastAsia="Arial" w:hAnsi="Helvetica Neue" w:cs="Arial"/>
           <w:b/>
           <w:sz w:val="24"/>
         </w:rPr>
@@ -245,7 +277,7 @@
       </w:r>
       <w:r>
         <w:rPr>
-          <w:rFonts w:ascii="Arial" w:eastAsia="Arial" w:hAnsi="Arial" w:cs="Arial"/>
+          <w:rFonts w:ascii="Helvetica Neue" w:eastAsia="Arial" w:hAnsi="Helvetica Neue" w:cs="Arial"/>
           <w:sz w:val="24"/>
         </w:rPr>
         <w:t>La disponibilità (o eventuali revoche) del personale sono registrate correttamente nel sistema e rese visibili agli organizzatori</w:t>
@@ -255,8 +287,14 @@
       <w:pPr>
         <w:pStyle w:val="Titolo2"/>
         <w:ind w:left="-5"/>
+        <w:rPr>
+          <w:rFonts w:ascii="Helvetica Neue" w:hAnsi="Helvetica Neue"/>
+        </w:rPr>
       </w:pPr>
       <w:r>
+        <w:rPr>
+          <w:rFonts w:ascii="Helvetica Neue" w:hAnsi="Helvetica Neue"/>
+        </w:rPr>
         <w:t xml:space="preserve">Scenario principale di successo </w:t>
       </w:r>
     </w:p>
@@ -295,10 +333,13 @@
           <w:p>
             <w:pPr>
               <w:ind w:left="2"/>
-            </w:pPr>
-            <w:r>
-              <w:rPr>
-                <w:rFonts w:ascii="Arial" w:eastAsia="Arial" w:hAnsi="Arial" w:cs="Arial"/>
+              <w:rPr>
+                <w:rFonts w:ascii="Helvetica Neue" w:hAnsi="Helvetica Neue"/>
+              </w:rPr>
+            </w:pPr>
+            <w:r>
+              <w:rPr>
+                <w:rFonts w:ascii="Helvetica Neue" w:eastAsia="Arial" w:hAnsi="Helvetica Neue" w:cs="Arial"/>
                 <w:b/>
                 <w:color w:val="344D51"/>
                 <w:sz w:val="28"/>
@@ -322,10 +363,13 @@
             <w:pPr>
               <w:ind w:left="136"/>
               <w:jc w:val="center"/>
-            </w:pPr>
-            <w:r>
-              <w:rPr>
-                <w:rFonts w:ascii="Arial" w:eastAsia="Arial" w:hAnsi="Arial" w:cs="Arial"/>
+              <w:rPr>
+                <w:rFonts w:ascii="Helvetica Neue" w:hAnsi="Helvetica Neue"/>
+              </w:rPr>
+            </w:pPr>
+            <w:r>
+              <w:rPr>
+                <w:rFonts w:ascii="Helvetica Neue" w:eastAsia="Arial" w:hAnsi="Helvetica Neue" w:cs="Arial"/>
                 <w:b/>
                 <w:color w:val="344D51"/>
                 <w:sz w:val="28"/>
@@ -349,10 +393,13 @@
             <w:pPr>
               <w:ind w:left="139"/>
               <w:jc w:val="center"/>
-            </w:pPr>
-            <w:r>
-              <w:rPr>
-                <w:rFonts w:ascii="Arial" w:eastAsia="Arial" w:hAnsi="Arial" w:cs="Arial"/>
+              <w:rPr>
+                <w:rFonts w:ascii="Helvetica Neue" w:hAnsi="Helvetica Neue"/>
+              </w:rPr>
+            </w:pPr>
+            <w:r>
+              <w:rPr>
+                <w:rFonts w:ascii="Helvetica Neue" w:eastAsia="Arial" w:hAnsi="Helvetica Neue" w:cs="Arial"/>
                 <w:b/>
                 <w:color w:val="344D51"/>
                 <w:sz w:val="28"/>
@@ -379,10 +426,13 @@
           <w:p>
             <w:pPr>
               <w:ind w:left="2"/>
-            </w:pPr>
-            <w:r>
-              <w:rPr>
-                <w:rFonts w:ascii="Arial" w:eastAsia="Arial" w:hAnsi="Arial" w:cs="Arial"/>
+              <w:rPr>
+                <w:rFonts w:ascii="Helvetica Neue" w:hAnsi="Helvetica Neue"/>
+              </w:rPr>
+            </w:pPr>
+            <w:r>
+              <w:rPr>
+                <w:rFonts w:ascii="Helvetica Neue" w:eastAsia="Arial" w:hAnsi="Helvetica Neue" w:cs="Arial"/>
                 <w:b/>
                 <w:color w:val="0B3534"/>
                 <w:sz w:val="24"/>
@@ -404,18 +454,22 @@
           </w:tcPr>
           <w:p>
             <w:pPr>
+              <w:spacing w:line="240" w:lineRule="auto"/>
               <w:jc w:val="both"/>
-            </w:pPr>
-            <w:r>
-              <w:rPr>
-                <w:rFonts w:ascii="Arial" w:eastAsia="Arial" w:hAnsi="Arial" w:cs="Arial"/>
+              <w:rPr>
+                <w:rFonts w:ascii="Helvetica Neue" w:hAnsi="Helvetica Neue"/>
+              </w:rPr>
+            </w:pPr>
+            <w:r>
+              <w:rPr>
+                <w:rFonts w:ascii="Helvetica Neue" w:eastAsia="Arial" w:hAnsi="Helvetica Neue" w:cs="Arial"/>
                 <w:sz w:val="24"/>
               </w:rPr>
               <w:t>Richiede di indicare le proprie disponibilità per i lavori futuri</w:t>
             </w:r>
             <w:r>
               <w:rPr>
-                <w:rFonts w:ascii="Arial" w:eastAsia="Arial" w:hAnsi="Arial" w:cs="Arial"/>
+                <w:rFonts w:ascii="Helvetica Neue" w:eastAsia="Arial" w:hAnsi="Helvetica Neue" w:cs="Arial"/>
                 <w:sz w:val="24"/>
               </w:rPr>
               <w:t xml:space="preserve"> </w:t>
@@ -435,10 +489,13 @@
           <w:p>
             <w:pPr>
               <w:ind w:left="2"/>
-            </w:pPr>
-            <w:r>
-              <w:rPr>
-                <w:rFonts w:ascii="Arial" w:eastAsia="Arial" w:hAnsi="Arial" w:cs="Arial"/>
+              <w:rPr>
+                <w:rFonts w:ascii="Helvetica Neue" w:hAnsi="Helvetica Neue"/>
+              </w:rPr>
+            </w:pPr>
+            <w:r>
+              <w:rPr>
+                <w:rFonts w:ascii="Helvetica Neue" w:eastAsia="Arial" w:hAnsi="Helvetica Neue" w:cs="Arial"/>
                 <w:sz w:val="24"/>
               </w:rPr>
               <w:t>Fornisce l’elenco dei turni di servizio disponibili</w:t>
@@ -463,10 +520,13 @@
           <w:p>
             <w:pPr>
               <w:ind w:left="2"/>
-            </w:pPr>
-            <w:r>
-              <w:rPr>
-                <w:rFonts w:ascii="Arial" w:eastAsia="Arial" w:hAnsi="Arial" w:cs="Arial"/>
+              <w:rPr>
+                <w:rFonts w:ascii="Helvetica Neue" w:hAnsi="Helvetica Neue"/>
+              </w:rPr>
+            </w:pPr>
+            <w:r>
+              <w:rPr>
+                <w:rFonts w:ascii="Helvetica Neue" w:eastAsia="Arial" w:hAnsi="Helvetica Neue" w:cs="Arial"/>
                 <w:b/>
                 <w:color w:val="0B3534"/>
                 <w:sz w:val="24"/>
@@ -488,17 +548,20 @@
           <w:p>
             <w:pPr>
               <w:jc w:val="both"/>
-            </w:pPr>
-            <w:r>
-              <w:rPr>
-                <w:rFonts w:ascii="Arial" w:eastAsia="Arial" w:hAnsi="Arial" w:cs="Arial"/>
+              <w:rPr>
+                <w:rFonts w:ascii="Helvetica Neue" w:hAnsi="Helvetica Neue"/>
+              </w:rPr>
+            </w:pPr>
+            <w:r>
+              <w:rPr>
+                <w:rFonts w:ascii="Helvetica Neue" w:eastAsia="Arial" w:hAnsi="Helvetica Neue" w:cs="Arial"/>
                 <w:sz w:val="24"/>
               </w:rPr>
               <w:t xml:space="preserve">Opzionalmente, </w:t>
             </w:r>
             <w:r>
               <w:rPr>
-                <w:rFonts w:ascii="Arial" w:eastAsia="Arial" w:hAnsi="Arial" w:cs="Arial"/>
+                <w:rFonts w:ascii="Helvetica Neue" w:eastAsia="Arial" w:hAnsi="Helvetica Neue" w:cs="Arial"/>
                 <w:sz w:val="24"/>
               </w:rPr>
               <w:t>seleziona un turno per visionare i dettagli</w:t>
@@ -518,10 +581,13 @@
           <w:p>
             <w:pPr>
               <w:ind w:left="2"/>
-            </w:pPr>
-            <w:r>
-              <w:rPr>
-                <w:rFonts w:ascii="Arial" w:eastAsia="Arial" w:hAnsi="Arial" w:cs="Arial"/>
+              <w:rPr>
+                <w:rFonts w:ascii="Helvetica Neue" w:hAnsi="Helvetica Neue"/>
+              </w:rPr>
+            </w:pPr>
+            <w:r>
+              <w:rPr>
+                <w:rFonts w:ascii="Helvetica Neue" w:eastAsia="Arial" w:hAnsi="Helvetica Neue" w:cs="Arial"/>
                 <w:sz w:val="24"/>
               </w:rPr>
               <w:t>Mostra la scheda del turno (evento, data, orario, luogo, ruolo richiesto)</w:t>
@@ -546,10 +612,13 @@
           <w:p>
             <w:pPr>
               <w:ind w:left="2"/>
-            </w:pPr>
-            <w:r>
-              <w:rPr>
-                <w:rFonts w:ascii="Arial" w:eastAsia="Arial" w:hAnsi="Arial" w:cs="Arial"/>
+              <w:rPr>
+                <w:rFonts w:ascii="Helvetica Neue" w:hAnsi="Helvetica Neue"/>
+              </w:rPr>
+            </w:pPr>
+            <w:r>
+              <w:rPr>
+                <w:rFonts w:ascii="Helvetica Neue" w:eastAsia="Arial" w:hAnsi="Helvetica Neue" w:cs="Arial"/>
                 <w:b/>
                 <w:sz w:val="24"/>
               </w:rPr>
@@ -557,7 +626,7 @@
             </w:r>
             <w:r>
               <w:rPr>
-                <w:rFonts w:ascii="Arial" w:eastAsia="Arial" w:hAnsi="Arial" w:cs="Arial"/>
+                <w:rFonts w:ascii="Helvetica Neue" w:eastAsia="Arial" w:hAnsi="Helvetica Neue" w:cs="Arial"/>
                 <w:b/>
                 <w:color w:val="0B3534"/>
                 <w:sz w:val="24"/>
@@ -577,16 +646,21 @@
             </w:tcBorders>
           </w:tcPr>
           <w:p>
-            <w:r>
-              <w:rPr>
-                <w:rFonts w:ascii="Arial" w:eastAsia="Arial" w:hAnsi="Arial" w:cs="Arial"/>
+            <w:pPr>
+              <w:rPr>
+                <w:rFonts w:ascii="Helvetica Neue" w:hAnsi="Helvetica Neue"/>
+              </w:rPr>
+            </w:pPr>
+            <w:r>
+              <w:rPr>
+                <w:rFonts w:ascii="Helvetica Neue" w:eastAsia="Arial" w:hAnsi="Helvetica Neue" w:cs="Arial"/>
                 <w:sz w:val="24"/>
               </w:rPr>
               <w:t>Contrassegna uno o più turni per indicare la propria disponibilità</w:t>
             </w:r>
             <w:r>
               <w:rPr>
-                <w:rFonts w:ascii="Arial" w:eastAsia="Arial" w:hAnsi="Arial" w:cs="Arial"/>
+                <w:rFonts w:ascii="Helvetica Neue" w:eastAsia="Arial" w:hAnsi="Helvetica Neue" w:cs="Arial"/>
                 <w:sz w:val="24"/>
               </w:rPr>
               <w:t xml:space="preserve"> </w:t>
@@ -606,17 +680,20 @@
           <w:p>
             <w:pPr>
               <w:ind w:left="2"/>
-            </w:pPr>
-            <w:r>
-              <w:rPr>
-                <w:rFonts w:ascii="Arial" w:eastAsia="Arial" w:hAnsi="Arial" w:cs="Arial"/>
+              <w:rPr>
+                <w:rFonts w:ascii="Helvetica Neue" w:hAnsi="Helvetica Neue"/>
+              </w:rPr>
+            </w:pPr>
+            <w:r>
+              <w:rPr>
+                <w:rFonts w:ascii="Helvetica Neue" w:eastAsia="Arial" w:hAnsi="Helvetica Neue" w:cs="Arial"/>
                 <w:sz w:val="24"/>
               </w:rPr>
               <w:t>Registra la disponibilità per i turni selezionati</w:t>
             </w:r>
             <w:r>
               <w:rPr>
-                <w:rFonts w:ascii="Arial" w:eastAsia="Arial" w:hAnsi="Arial" w:cs="Arial"/>
+                <w:rFonts w:ascii="Helvetica Neue" w:eastAsia="Arial" w:hAnsi="Helvetica Neue" w:cs="Arial"/>
                 <w:sz w:val="24"/>
               </w:rPr>
               <w:t xml:space="preserve"> </w:t>
@@ -626,7 +703,7 @@
       </w:tr>
       <w:tr>
         <w:trPr>
-          <w:trHeight w:val="883"/>
+          <w:trHeight w:val="500"/>
         </w:trPr>
         <w:tc>
           <w:tcPr>
@@ -641,10 +718,13 @@
           <w:p>
             <w:pPr>
               <w:ind w:left="2"/>
-            </w:pPr>
-            <w:r>
-              <w:rPr>
-                <w:rFonts w:ascii="Arial" w:eastAsia="Arial" w:hAnsi="Arial" w:cs="Arial"/>
+              <w:rPr>
+                <w:rFonts w:ascii="Helvetica Neue" w:hAnsi="Helvetica Neue"/>
+              </w:rPr>
+            </w:pPr>
+            <w:r>
+              <w:rPr>
+                <w:rFonts w:ascii="Helvetica Neue" w:eastAsia="Arial" w:hAnsi="Helvetica Neue" w:cs="Arial"/>
                 <w:b/>
                 <w:color w:val="0B3534"/>
                 <w:sz w:val="24"/>
@@ -666,7 +746,7 @@
           <w:p>
             <w:pPr>
               <w:rPr>
-                <w:rFonts w:ascii="Arial" w:hAnsi="Arial" w:cs="Arial"/>
+                <w:rFonts w:ascii="Helvetica Neue" w:hAnsi="Helvetica Neue" w:cs="Arial"/>
                 <w:i/>
                 <w:iCs/>
                 <w:sz w:val="24"/>
@@ -674,7 +754,7 @@
             </w:pPr>
             <w:r>
               <w:rPr>
-                <w:rFonts w:ascii="Arial" w:hAnsi="Arial" w:cs="Arial"/>
+                <w:rFonts w:ascii="Helvetica Neue" w:hAnsi="Helvetica Neue" w:cs="Arial"/>
                 <w:i/>
                 <w:iCs/>
                 <w:sz w:val="24"/>
@@ -696,10 +776,13 @@
           <w:p>
             <w:pPr>
               <w:ind w:left="2"/>
-            </w:pPr>
-            <w:r>
-              <w:rPr>
-                <w:rFonts w:ascii="Arial" w:eastAsia="Arial" w:hAnsi="Arial" w:cs="Arial"/>
+              <w:rPr>
+                <w:rFonts w:ascii="Helvetica Neue" w:hAnsi="Helvetica Neue"/>
+              </w:rPr>
+            </w:pPr>
+            <w:r>
+              <w:rPr>
+                <w:rFonts w:ascii="Helvetica Neue" w:eastAsia="Arial" w:hAnsi="Helvetica Neue" w:cs="Arial"/>
                 <w:sz w:val="24"/>
               </w:rPr>
               <w:t xml:space="preserve"> </w:t>
@@ -709,7 +792,7 @@
       </w:tr>
       <w:tr>
         <w:trPr>
-          <w:trHeight w:val="1829"/>
+          <w:trHeight w:val="797"/>
         </w:trPr>
         <w:tc>
           <w:tcPr>
@@ -725,7 +808,7 @@
             <w:pPr>
               <w:ind w:left="2"/>
               <w:rPr>
-                <w:rFonts w:ascii="Arial" w:hAnsi="Arial" w:cs="Arial"/>
+                <w:rFonts w:ascii="Helvetica Neue" w:hAnsi="Helvetica Neue" w:cs="Arial"/>
                 <w:b/>
                 <w:bCs/>
                 <w:sz w:val="24"/>
@@ -733,7 +816,7 @@
             </w:pPr>
             <w:r>
               <w:rPr>
-                <w:rFonts w:ascii="Arial" w:hAnsi="Arial" w:cs="Arial"/>
+                <w:rFonts w:ascii="Helvetica Neue" w:hAnsi="Helvetica Neue" w:cs="Arial"/>
                 <w:b/>
                 <w:bCs/>
                 <w:sz w:val="24"/>
@@ -756,17 +839,20 @@
             <w:pPr>
               <w:ind w:right="63"/>
               <w:jc w:val="both"/>
-            </w:pPr>
-            <w:r>
-              <w:rPr>
-                <w:rFonts w:ascii="Arial" w:eastAsia="Arial" w:hAnsi="Arial" w:cs="Arial"/>
+              <w:rPr>
+                <w:rFonts w:ascii="Helvetica Neue" w:hAnsi="Helvetica Neue"/>
+              </w:rPr>
+            </w:pPr>
+            <w:r>
+              <w:rPr>
+                <w:rFonts w:ascii="Helvetica Neue" w:eastAsia="Arial" w:hAnsi="Helvetica Neue" w:cs="Arial"/>
                 <w:sz w:val="24"/>
               </w:rPr>
               <w:t>Conferma le scelte effettuate</w:t>
             </w:r>
             <w:r>
               <w:rPr>
-                <w:rFonts w:ascii="Arial" w:eastAsia="Arial" w:hAnsi="Arial" w:cs="Arial"/>
+                <w:rFonts w:ascii="Helvetica Neue" w:eastAsia="Arial" w:hAnsi="Helvetica Neue" w:cs="Arial"/>
                 <w:sz w:val="24"/>
               </w:rPr>
               <w:t xml:space="preserve"> </w:t>
@@ -786,24 +872,27 @@
           <w:p>
             <w:pPr>
               <w:ind w:left="2"/>
-            </w:pPr>
-            <w:r>
-              <w:rPr>
-                <w:rFonts w:ascii="Arial" w:eastAsia="Arial" w:hAnsi="Arial" w:cs="Arial"/>
+              <w:rPr>
+                <w:rFonts w:ascii="Helvetica Neue" w:hAnsi="Helvetica Neue"/>
+              </w:rPr>
+            </w:pPr>
+            <w:r>
+              <w:rPr>
+                <w:rFonts w:ascii="Helvetica Neue" w:eastAsia="Arial" w:hAnsi="Helvetica Neue" w:cs="Arial"/>
                 <w:sz w:val="24"/>
               </w:rPr>
               <w:t>Rende le disponibilità</w:t>
             </w:r>
             <w:r>
               <w:rPr>
-                <w:rFonts w:ascii="Arial" w:eastAsia="Arial" w:hAnsi="Arial" w:cs="Arial"/>
+                <w:rFonts w:ascii="Helvetica Neue" w:eastAsia="Arial" w:hAnsi="Helvetica Neue" w:cs="Arial"/>
                 <w:sz w:val="24"/>
               </w:rPr>
               <w:t xml:space="preserve"> aggiornate</w:t>
             </w:r>
             <w:r>
               <w:rPr>
-                <w:rFonts w:ascii="Arial" w:eastAsia="Arial" w:hAnsi="Arial" w:cs="Arial"/>
+                <w:rFonts w:ascii="Helvetica Neue" w:eastAsia="Arial" w:hAnsi="Helvetica Neue" w:cs="Arial"/>
                 <w:sz w:val="24"/>
               </w:rPr>
               <w:t xml:space="preserve"> visibili all’organizzatore</w:t>
@@ -828,10 +917,13 @@
           <w:p>
             <w:pPr>
               <w:ind w:left="5"/>
-            </w:pPr>
-            <w:r>
-              <w:rPr>
-                <w:rFonts w:ascii="Arial" w:eastAsia="Arial" w:hAnsi="Arial" w:cs="Arial"/>
+              <w:rPr>
+                <w:rFonts w:ascii="Helvetica Neue" w:hAnsi="Helvetica Neue"/>
+              </w:rPr>
+            </w:pPr>
+            <w:r>
+              <w:rPr>
+                <w:rFonts w:ascii="Helvetica Neue" w:eastAsia="Arial" w:hAnsi="Helvetica Neue" w:cs="Arial"/>
                 <w:b/>
                 <w:sz w:val="24"/>
               </w:rPr>
@@ -850,9 +942,14 @@
             </w:tcBorders>
           </w:tcPr>
           <w:p>
-            <w:r>
-              <w:rPr>
-                <w:rFonts w:ascii="Arial" w:eastAsia="Arial" w:hAnsi="Arial" w:cs="Arial"/>
+            <w:pPr>
+              <w:rPr>
+                <w:rFonts w:ascii="Helvetica Neue" w:hAnsi="Helvetica Neue"/>
+              </w:rPr>
+            </w:pPr>
+            <w:r>
+              <w:rPr>
+                <w:rFonts w:ascii="Helvetica Neue" w:eastAsia="Arial" w:hAnsi="Helvetica Neue" w:cs="Arial"/>
                 <w:sz w:val="24"/>
               </w:rPr>
               <w:t xml:space="preserve"> </w:t>
@@ -870,9 +967,14 @@
             </w:tcBorders>
           </w:tcPr>
           <w:p>
-            <w:r>
-              <w:rPr>
-                <w:rFonts w:ascii="Arial" w:eastAsia="Arial" w:hAnsi="Arial" w:cs="Arial"/>
+            <w:pPr>
+              <w:rPr>
+                <w:rFonts w:ascii="Helvetica Neue" w:hAnsi="Helvetica Neue"/>
+              </w:rPr>
+            </w:pPr>
+            <w:r>
+              <w:rPr>
+                <w:rFonts w:ascii="Helvetica Neue" w:eastAsia="Arial" w:hAnsi="Helvetica Neue" w:cs="Arial"/>
                 <w:i/>
                 <w:sz w:val="24"/>
               </w:rPr>
@@ -886,45 +988,37 @@
       <w:pPr>
         <w:spacing w:after="561"/>
         <w:rPr>
-          <w:rFonts w:ascii="Arial" w:eastAsia="Arial" w:hAnsi="Arial" w:cs="Arial"/>
+          <w:rFonts w:ascii="Helvetica Neue" w:eastAsia="Arial" w:hAnsi="Helvetica Neue" w:cs="Arial"/>
           <w:sz w:val="24"/>
         </w:rPr>
       </w:pPr>
       <w:r>
         <w:rPr>
-          <w:rFonts w:ascii="Arial" w:eastAsia="Arial" w:hAnsi="Arial" w:cs="Arial"/>
+          <w:rFonts w:ascii="Helvetica Neue" w:eastAsia="Arial" w:hAnsi="Helvetica Neue" w:cs="Arial"/>
           <w:sz w:val="24"/>
         </w:rPr>
         <w:t xml:space="preserve"> </w:t>
       </w:r>
-    </w:p>
-    <w:p>
-      <w:pPr>
-        <w:spacing w:after="561"/>
-      </w:pPr>
     </w:p>
     <w:p>
       <w:pPr>
         <w:pStyle w:val="Titolo3"/>
         <w:ind w:left="-5"/>
+        <w:rPr>
+          <w:rFonts w:ascii="Helvetica Neue" w:hAnsi="Helvetica Neue"/>
+        </w:rPr>
       </w:pPr>
       <w:r>
-        <w:lastRenderedPageBreak/>
-        <w:t xml:space="preserve">Estensione </w:t>
-      </w:r>
-      <w:proofErr w:type="gramStart"/>
-      <w:r>
-        <w:t>1</w:t>
-      </w:r>
-      <w:r>
+        <w:rPr>
+          <w:rFonts w:ascii="Helvetica Neue" w:hAnsi="Helvetica Neue"/>
+        </w:rPr>
+        <w:t>Estensione 1</w:t>
+      </w:r>
+      <w:r>
+        <w:rPr>
+          <w:rFonts w:ascii="Helvetica Neue" w:hAnsi="Helvetica Neue"/>
+        </w:rPr>
         <w:t>a</w:t>
-      </w:r>
-      <w:proofErr w:type="gramEnd"/>
-      <w:r>
-        <w:t xml:space="preserve"> – Filtro per data</w:t>
-      </w:r>
-      <w:r>
-        <w:t xml:space="preserve"> </w:t>
       </w:r>
     </w:p>
     <w:tbl>
@@ -962,10 +1056,13 @@
           <w:p>
             <w:pPr>
               <w:ind w:left="79"/>
-            </w:pPr>
-            <w:r>
-              <w:rPr>
-                <w:rFonts w:ascii="Arial" w:eastAsia="Arial" w:hAnsi="Arial" w:cs="Arial"/>
+              <w:rPr>
+                <w:rFonts w:ascii="Helvetica Neue" w:hAnsi="Helvetica Neue"/>
+              </w:rPr>
+            </w:pPr>
+            <w:r>
+              <w:rPr>
+                <w:rFonts w:ascii="Helvetica Neue" w:eastAsia="Arial" w:hAnsi="Helvetica Neue" w:cs="Arial"/>
                 <w:b/>
                 <w:sz w:val="28"/>
               </w:rPr>
@@ -988,10 +1085,13 @@
             <w:pPr>
               <w:ind w:right="296"/>
               <w:jc w:val="right"/>
-            </w:pPr>
-            <w:r>
-              <w:rPr>
-                <w:rFonts w:ascii="Arial" w:eastAsia="Arial" w:hAnsi="Arial" w:cs="Arial"/>
+              <w:rPr>
+                <w:rFonts w:ascii="Helvetica Neue" w:hAnsi="Helvetica Neue"/>
+              </w:rPr>
+            </w:pPr>
+            <w:r>
+              <w:rPr>
+                <w:rFonts w:ascii="Helvetica Neue" w:eastAsia="Arial" w:hAnsi="Helvetica Neue" w:cs="Arial"/>
                 <w:b/>
                 <w:sz w:val="28"/>
               </w:rPr>
@@ -1010,7 +1110,13 @@
             </w:tcBorders>
             <w:shd w:val="clear" w:color="auto" w:fill="C4F5E7"/>
           </w:tcPr>
-          <w:p/>
+          <w:p>
+            <w:pPr>
+              <w:rPr>
+                <w:rFonts w:ascii="Helvetica Neue" w:hAnsi="Helvetica Neue"/>
+              </w:rPr>
+            </w:pPr>
+          </w:p>
         </w:tc>
         <w:tc>
           <w:tcPr>
@@ -1027,10 +1133,13 @@
             <w:pPr>
               <w:ind w:left="211"/>
               <w:jc w:val="center"/>
-            </w:pPr>
-            <w:r>
-              <w:rPr>
-                <w:rFonts w:ascii="Arial" w:eastAsia="Arial" w:hAnsi="Arial" w:cs="Arial"/>
+              <w:rPr>
+                <w:rFonts w:ascii="Helvetica Neue" w:hAnsi="Helvetica Neue"/>
+              </w:rPr>
+            </w:pPr>
+            <w:r>
+              <w:rPr>
+                <w:rFonts w:ascii="Helvetica Neue" w:eastAsia="Arial" w:hAnsi="Helvetica Neue" w:cs="Arial"/>
                 <w:b/>
                 <w:sz w:val="28"/>
               </w:rPr>
@@ -1056,10 +1165,13 @@
           <w:p>
             <w:pPr>
               <w:ind w:left="79"/>
-            </w:pPr>
-            <w:r>
-              <w:rPr>
-                <w:rFonts w:ascii="Arial" w:eastAsia="Arial" w:hAnsi="Arial" w:cs="Arial"/>
+              <w:rPr>
+                <w:rFonts w:ascii="Helvetica Neue" w:hAnsi="Helvetica Neue"/>
+              </w:rPr>
+            </w:pPr>
+            <w:r>
+              <w:rPr>
+                <w:rFonts w:ascii="Helvetica Neue" w:eastAsia="Arial" w:hAnsi="Helvetica Neue" w:cs="Arial"/>
                 <w:b/>
                 <w:sz w:val="24"/>
               </w:rPr>
@@ -1082,54 +1194,43 @@
             <w:pPr>
               <w:ind w:left="82"/>
               <w:rPr>
-                <w:rFonts w:ascii="Arial" w:hAnsi="Arial" w:cs="Arial"/>
-                <w:sz w:val="24"/>
-              </w:rPr>
-            </w:pPr>
-            <w:r>
-              <w:rPr>
-                <w:rFonts w:ascii="Arial" w:hAnsi="Arial" w:cs="Arial"/>
-                <w:sz w:val="24"/>
-              </w:rPr>
-              <w:t>Applica un filtro per</w:t>
-            </w:r>
-            <w:r>
-              <w:rPr>
-                <w:rFonts w:ascii="Arial" w:hAnsi="Arial" w:cs="Arial"/>
+                <w:rFonts w:ascii="Helvetica Neue" w:hAnsi="Helvetica Neue" w:cs="Arial"/>
+                <w:sz w:val="24"/>
+              </w:rPr>
+            </w:pPr>
+            <w:r>
+              <w:rPr>
+                <w:rFonts w:ascii="Helvetica Neue" w:hAnsi="Helvetica Neue" w:cs="Arial"/>
+                <w:sz w:val="24"/>
+              </w:rPr>
+              <w:t>Applica un filtro per visualizzare i turni in una certa data o intervallo</w:t>
+            </w:r>
+          </w:p>
+        </w:tc>
+        <w:tc>
+          <w:tcPr>
+            <w:tcW w:w="1478" w:type="dxa"/>
+            <w:tcBorders>
+              <w:top w:val="single" w:sz="8" w:space="0" w:color="000000"/>
+              <w:left w:val="nil"/>
+              <w:bottom w:val="single" w:sz="8" w:space="0" w:color="000000"/>
+              <w:right w:val="single" w:sz="8" w:space="0" w:color="000000"/>
+            </w:tcBorders>
+          </w:tcPr>
+          <w:p>
+            <w:pPr>
+              <w:jc w:val="both"/>
+              <w:rPr>
+                <w:rFonts w:ascii="Helvetica Neue" w:hAnsi="Helvetica Neue"/>
+              </w:rPr>
+            </w:pPr>
+            <w:r>
+              <w:rPr>
+                <w:rFonts w:ascii="Helvetica Neue" w:eastAsia="Arial" w:hAnsi="Helvetica Neue" w:cs="Arial"/>
                 <w:sz w:val="24"/>
               </w:rPr>
               <w:t xml:space="preserve"> </w:t>
             </w:r>
-            <w:r>
-              <w:rPr>
-                <w:rFonts w:ascii="Arial" w:hAnsi="Arial" w:cs="Arial"/>
-                <w:sz w:val="24"/>
-              </w:rPr>
-              <w:t>visualizzare i turni in una certa data o intervallo</w:t>
-            </w:r>
-          </w:p>
-        </w:tc>
-        <w:tc>
-          <w:tcPr>
-            <w:tcW w:w="1478" w:type="dxa"/>
-            <w:tcBorders>
-              <w:top w:val="single" w:sz="8" w:space="0" w:color="000000"/>
-              <w:left w:val="nil"/>
-              <w:bottom w:val="single" w:sz="8" w:space="0" w:color="000000"/>
-              <w:right w:val="single" w:sz="8" w:space="0" w:color="000000"/>
-            </w:tcBorders>
-          </w:tcPr>
-          <w:p>
-            <w:pPr>
-              <w:jc w:val="both"/>
-            </w:pPr>
-            <w:r>
-              <w:rPr>
-                <w:rFonts w:ascii="Arial" w:eastAsia="Arial" w:hAnsi="Arial" w:cs="Arial"/>
-                <w:sz w:val="24"/>
-              </w:rPr>
-              <w:t xml:space="preserve"> </w:t>
-            </w:r>
           </w:p>
         </w:tc>
         <w:tc>
@@ -1146,17 +1247,20 @@
           <w:p>
             <w:pPr>
               <w:ind w:left="82"/>
-            </w:pPr>
-            <w:r>
-              <w:rPr>
-                <w:rFonts w:ascii="Arial" w:eastAsia="Arial" w:hAnsi="Arial" w:cs="Arial"/>
+              <w:rPr>
+                <w:rFonts w:ascii="Helvetica Neue" w:hAnsi="Helvetica Neue"/>
+              </w:rPr>
+            </w:pPr>
+            <w:r>
+              <w:rPr>
+                <w:rFonts w:ascii="Helvetica Neue" w:eastAsia="Arial" w:hAnsi="Helvetica Neue" w:cs="Arial"/>
                 <w:sz w:val="24"/>
               </w:rPr>
               <w:t>Aggiorna l’elenco mostrando solo i turni filtrati</w:t>
             </w:r>
             <w:r>
               <w:rPr>
-                <w:rFonts w:ascii="Arial" w:eastAsia="Arial" w:hAnsi="Arial" w:cs="Arial"/>
+                <w:rFonts w:ascii="Helvetica Neue" w:eastAsia="Arial" w:hAnsi="Helvetica Neue" w:cs="Arial"/>
                 <w:sz w:val="24"/>
               </w:rPr>
               <w:t xml:space="preserve"> </w:t>
@@ -1181,10 +1285,13 @@
           <w:p>
             <w:pPr>
               <w:ind w:left="79"/>
-            </w:pPr>
-            <w:r>
-              <w:rPr>
-                <w:rFonts w:ascii="Arial" w:eastAsia="Arial" w:hAnsi="Arial" w:cs="Arial"/>
+              <w:rPr>
+                <w:rFonts w:ascii="Helvetica Neue" w:hAnsi="Helvetica Neue"/>
+              </w:rPr>
+            </w:pPr>
+            <w:r>
+              <w:rPr>
+                <w:rFonts w:ascii="Helvetica Neue" w:eastAsia="Arial" w:hAnsi="Helvetica Neue" w:cs="Arial"/>
                 <w:sz w:val="24"/>
               </w:rPr>
               <w:t xml:space="preserve"> </w:t>
@@ -1204,10 +1311,13 @@
           <w:p>
             <w:pPr>
               <w:ind w:left="82"/>
-            </w:pPr>
-            <w:r>
-              <w:rPr>
-                <w:rFonts w:ascii="Arial" w:eastAsia="Arial" w:hAnsi="Arial" w:cs="Arial"/>
+              <w:rPr>
+                <w:rFonts w:ascii="Helvetica Neue" w:hAnsi="Helvetica Neue"/>
+              </w:rPr>
+            </w:pPr>
+            <w:r>
+              <w:rPr>
+                <w:rFonts w:ascii="Helvetica Neue" w:eastAsia="Arial" w:hAnsi="Helvetica Neue" w:cs="Arial"/>
                 <w:i/>
                 <w:sz w:val="24"/>
               </w:rPr>
@@ -1225,7 +1335,13 @@
               <w:right w:val="single" w:sz="8" w:space="0" w:color="000000"/>
             </w:tcBorders>
           </w:tcPr>
-          <w:p/>
+          <w:p>
+            <w:pPr>
+              <w:rPr>
+                <w:rFonts w:ascii="Helvetica Neue" w:hAnsi="Helvetica Neue"/>
+              </w:rPr>
+            </w:pPr>
+          </w:p>
         </w:tc>
         <w:tc>
           <w:tcPr>
@@ -1241,7 +1357,7 @@
             <w:pPr>
               <w:ind w:left="82"/>
               <w:rPr>
-                <w:rFonts w:ascii="Arial" w:hAnsi="Arial" w:cs="Arial"/>
+                <w:rFonts w:ascii="Helvetica Neue" w:hAnsi="Helvetica Neue" w:cs="Arial"/>
                 <w:i/>
                 <w:iCs/>
                 <w:sz w:val="24"/>
@@ -1249,14 +1365,14 @@
             </w:pPr>
             <w:r>
               <w:rPr>
-                <w:rFonts w:ascii="Arial" w:eastAsia="Arial" w:hAnsi="Arial" w:cs="Arial"/>
+                <w:rFonts w:ascii="Helvetica Neue" w:eastAsia="Arial" w:hAnsi="Helvetica Neue" w:cs="Arial"/>
                 <w:sz w:val="24"/>
               </w:rPr>
               <w:t xml:space="preserve"> </w:t>
             </w:r>
             <w:r>
               <w:rPr>
-                <w:rFonts w:ascii="Arial" w:eastAsia="Arial" w:hAnsi="Arial" w:cs="Arial"/>
+                <w:rFonts w:ascii="Helvetica Neue" w:eastAsia="Arial" w:hAnsi="Helvetica Neue" w:cs="Arial"/>
                 <w:i/>
                 <w:iCs/>
                 <w:sz w:val="24"/>
@@ -1270,10 +1386,13 @@
     <w:p>
       <w:pPr>
         <w:spacing w:after="561"/>
+        <w:rPr>
+          <w:rFonts w:ascii="Helvetica Neue" w:hAnsi="Helvetica Neue"/>
+        </w:rPr>
       </w:pPr>
       <w:r>
         <w:rPr>
-          <w:rFonts w:ascii="Arial" w:eastAsia="Arial" w:hAnsi="Arial" w:cs="Arial"/>
+          <w:rFonts w:ascii="Helvetica Neue" w:eastAsia="Arial" w:hAnsi="Helvetica Neue" w:cs="Arial"/>
           <w:sz w:val="24"/>
         </w:rPr>
         <w:t xml:space="preserve"> </w:t>
@@ -1283,12 +1402,16 @@
       <w:pPr>
         <w:pStyle w:val="Titolo4"/>
         <w:ind w:left="-5"/>
+        <w:rPr>
+          <w:rFonts w:ascii="Helvetica Neue" w:hAnsi="Helvetica Neue"/>
+        </w:rPr>
       </w:pPr>
       <w:r>
-        <w:t xml:space="preserve">Estensione 1b </w:t>
-      </w:r>
-      <w:r>
-        <w:t>– Filtro per evento</w:t>
+        <w:rPr>
+          <w:rFonts w:ascii="Helvetica Neue" w:hAnsi="Helvetica Neue"/>
+        </w:rPr>
+        <w:lastRenderedPageBreak/>
+        <w:t>Estensione 1b</w:t>
       </w:r>
     </w:p>
     <w:tbl>
@@ -1324,9 +1447,14 @@
             <w:shd w:val="clear" w:color="auto" w:fill="C4F5E7"/>
           </w:tcPr>
           <w:p>
-            <w:r>
-              <w:rPr>
-                <w:rFonts w:ascii="Arial" w:eastAsia="Arial" w:hAnsi="Arial" w:cs="Arial"/>
+            <w:pPr>
+              <w:rPr>
+                <w:rFonts w:ascii="Helvetica Neue" w:hAnsi="Helvetica Neue"/>
+              </w:rPr>
+            </w:pPr>
+            <w:r>
+              <w:rPr>
+                <w:rFonts w:ascii="Helvetica Neue" w:eastAsia="Arial" w:hAnsi="Helvetica Neue" w:cs="Arial"/>
                 <w:b/>
                 <w:sz w:val="28"/>
               </w:rPr>
@@ -1349,10 +1477,13 @@
             <w:pPr>
               <w:ind w:left="139"/>
               <w:jc w:val="center"/>
-            </w:pPr>
-            <w:r>
-              <w:rPr>
-                <w:rFonts w:ascii="Arial" w:eastAsia="Arial" w:hAnsi="Arial" w:cs="Arial"/>
+              <w:rPr>
+                <w:rFonts w:ascii="Helvetica Neue" w:hAnsi="Helvetica Neue"/>
+              </w:rPr>
+            </w:pPr>
+            <w:r>
+              <w:rPr>
+                <w:rFonts w:ascii="Helvetica Neue" w:eastAsia="Arial" w:hAnsi="Helvetica Neue" w:cs="Arial"/>
                 <w:b/>
                 <w:sz w:val="28"/>
               </w:rPr>
@@ -1375,10 +1506,13 @@
             <w:pPr>
               <w:ind w:left="132"/>
               <w:jc w:val="center"/>
-            </w:pPr>
-            <w:r>
-              <w:rPr>
-                <w:rFonts w:ascii="Arial" w:eastAsia="Arial" w:hAnsi="Arial" w:cs="Arial"/>
+              <w:rPr>
+                <w:rFonts w:ascii="Helvetica Neue" w:hAnsi="Helvetica Neue"/>
+              </w:rPr>
+            </w:pPr>
+            <w:r>
+              <w:rPr>
+                <w:rFonts w:ascii="Helvetica Neue" w:eastAsia="Arial" w:hAnsi="Helvetica Neue" w:cs="Arial"/>
                 <w:b/>
                 <w:sz w:val="28"/>
               </w:rPr>
@@ -1402,9 +1536,14 @@
             </w:tcBorders>
           </w:tcPr>
           <w:p>
-            <w:r>
-              <w:rPr>
-                <w:rFonts w:ascii="Arial" w:eastAsia="Arial" w:hAnsi="Arial" w:cs="Arial"/>
+            <w:pPr>
+              <w:rPr>
+                <w:rFonts w:ascii="Helvetica Neue" w:hAnsi="Helvetica Neue"/>
+              </w:rPr>
+            </w:pPr>
+            <w:r>
+              <w:rPr>
+                <w:rFonts w:ascii="Helvetica Neue" w:eastAsia="Arial" w:hAnsi="Helvetica Neue" w:cs="Arial"/>
                 <w:b/>
                 <w:sz w:val="24"/>
               </w:rPr>
@@ -1427,17 +1566,20 @@
             <w:pPr>
               <w:ind w:left="2"/>
               <w:jc w:val="both"/>
-            </w:pPr>
-            <w:r>
-              <w:rPr>
-                <w:rFonts w:ascii="Arial" w:eastAsia="Arial" w:hAnsi="Arial" w:cs="Arial"/>
+              <w:rPr>
+                <w:rFonts w:ascii="Helvetica Neue" w:hAnsi="Helvetica Neue"/>
+              </w:rPr>
+            </w:pPr>
+            <w:r>
+              <w:rPr>
+                <w:rFonts w:ascii="Helvetica Neue" w:eastAsia="Arial" w:hAnsi="Helvetica Neue" w:cs="Arial"/>
                 <w:sz w:val="24"/>
               </w:rPr>
               <w:t>Applica un filtro per visualizzare i turni relativi a uno specifico evento</w:t>
             </w:r>
             <w:r>
               <w:rPr>
-                <w:rFonts w:ascii="Arial" w:eastAsia="Arial" w:hAnsi="Arial" w:cs="Arial"/>
+                <w:rFonts w:ascii="Helvetica Neue" w:eastAsia="Arial" w:hAnsi="Helvetica Neue" w:cs="Arial"/>
                 <w:sz w:val="24"/>
               </w:rPr>
               <w:t xml:space="preserve"> </w:t>
@@ -1458,10 +1600,13 @@
           <w:p>
             <w:pPr>
               <w:ind w:left="2"/>
-            </w:pPr>
-            <w:r>
-              <w:rPr>
-                <w:rFonts w:ascii="Arial" w:eastAsia="Arial" w:hAnsi="Arial" w:cs="Arial"/>
+              <w:rPr>
+                <w:rFonts w:ascii="Helvetica Neue" w:hAnsi="Helvetica Neue"/>
+              </w:rPr>
+            </w:pPr>
+            <w:r>
+              <w:rPr>
+                <w:rFonts w:ascii="Helvetica Neue" w:eastAsia="Arial" w:hAnsi="Helvetica Neue" w:cs="Arial"/>
                 <w:sz w:val="24"/>
               </w:rPr>
               <w:t>Aggiorna l’elenco mostrando solo i turni associati all’evento</w:t>
@@ -1484,9 +1629,21 @@
             </w:tcBorders>
           </w:tcPr>
           <w:p>
-            <w:r>
-              <w:rPr>
-                <w:rFonts w:ascii="Arial" w:eastAsia="Arial" w:hAnsi="Arial" w:cs="Arial"/>
+            <w:pPr>
+              <w:rPr>
+                <w:rFonts w:ascii="Helvetica Neue" w:hAnsi="Helvetica Neue"/>
+              </w:rPr>
+            </w:pPr>
+            <w:r>
+              <w:rPr>
+                <w:rFonts w:ascii="Helvetica Neue" w:eastAsia="Arial" w:hAnsi="Helvetica Neue" w:cs="Arial"/>
+                <w:sz w:val="24"/>
+              </w:rPr>
+              <w:t>b</w:t>
+            </w:r>
+            <w:r>
+              <w:rPr>
+                <w:rFonts w:ascii="Helvetica Neue" w:eastAsia="Arial" w:hAnsi="Helvetica Neue" w:cs="Arial"/>
                 <w:sz w:val="24"/>
               </w:rPr>
               <w:t xml:space="preserve"> </w:t>
@@ -1507,6 +1664,9 @@
             <w:pPr>
               <w:ind w:left="2"/>
               <w:jc w:val="both"/>
+              <w:rPr>
+                <w:rFonts w:ascii="Helvetica Neue" w:hAnsi="Helvetica Neue"/>
+              </w:rPr>
             </w:pPr>
           </w:p>
         </w:tc>
@@ -1524,20 +1684,20 @@
             <w:pPr>
               <w:ind w:left="2"/>
               <w:rPr>
-                <w:rFonts w:ascii="Arial" w:hAnsi="Arial" w:cs="Arial"/>
-                <w:sz w:val="24"/>
-              </w:rPr>
-            </w:pPr>
-            <w:r>
-              <w:rPr>
-                <w:rFonts w:ascii="Arial" w:eastAsia="Arial" w:hAnsi="Arial" w:cs="Arial"/>
+                <w:rFonts w:ascii="Helvetica Neue" w:hAnsi="Helvetica Neue" w:cs="Arial"/>
+                <w:sz w:val="24"/>
+              </w:rPr>
+            </w:pPr>
+            <w:r>
+              <w:rPr>
+                <w:rFonts w:ascii="Helvetica Neue" w:eastAsia="Arial" w:hAnsi="Helvetica Neue" w:cs="Arial"/>
                 <w:sz w:val="24"/>
               </w:rPr>
               <w:t xml:space="preserve"> </w:t>
             </w:r>
             <w:r>
               <w:rPr>
-                <w:rFonts w:ascii="Arial" w:eastAsia="Arial" w:hAnsi="Arial" w:cs="Arial"/>
+                <w:rFonts w:ascii="Helvetica Neue" w:eastAsia="Arial" w:hAnsi="Helvetica Neue" w:cs="Arial"/>
                 <w:i/>
                 <w:iCs/>
                 <w:sz w:val="24"/>
@@ -1551,10 +1711,13 @@
     <w:p>
       <w:pPr>
         <w:spacing w:after="33"/>
+        <w:rPr>
+          <w:rFonts w:ascii="Helvetica Neue" w:hAnsi="Helvetica Neue"/>
+        </w:rPr>
       </w:pPr>
       <w:r>
         <w:rPr>
-          <w:rFonts w:ascii="Arial" w:eastAsia="Arial" w:hAnsi="Arial" w:cs="Arial"/>
+          <w:rFonts w:ascii="Helvetica Neue" w:eastAsia="Arial" w:hAnsi="Helvetica Neue" w:cs="Arial"/>
           <w:sz w:val="24"/>
         </w:rPr>
         <w:t xml:space="preserve"> </w:t>
@@ -1563,10 +1726,13 @@
     <w:p>
       <w:pPr>
         <w:spacing w:after="0"/>
+        <w:rPr>
+          <w:rFonts w:ascii="Helvetica Neue" w:hAnsi="Helvetica Neue"/>
+        </w:rPr>
       </w:pPr>
       <w:r>
         <w:rPr>
-          <w:rFonts w:ascii="Arial" w:eastAsia="Arial" w:hAnsi="Arial" w:cs="Arial"/>
+          <w:rFonts w:ascii="Helvetica Neue" w:eastAsia="Arial" w:hAnsi="Helvetica Neue" w:cs="Arial"/>
           <w:sz w:val="24"/>
         </w:rPr>
         <w:t xml:space="preserve"> </w:t>
@@ -1576,20 +1742,21 @@
       <w:pPr>
         <w:pStyle w:val="Titolo4"/>
         <w:ind w:left="-5"/>
+        <w:rPr>
+          <w:rFonts w:ascii="Helvetica Neue" w:hAnsi="Helvetica Neue"/>
+        </w:rPr>
       </w:pPr>
       <w:r>
+        <w:rPr>
+          <w:rFonts w:ascii="Helvetica Neue" w:hAnsi="Helvetica Neue"/>
+        </w:rPr>
         <w:t xml:space="preserve">Estensione </w:t>
       </w:r>
-      <w:proofErr w:type="gramStart"/>
-      <w:r>
+      <w:r>
+        <w:rPr>
+          <w:rFonts w:ascii="Helvetica Neue" w:hAnsi="Helvetica Neue"/>
+        </w:rPr>
         <w:t>3a</w:t>
-      </w:r>
-      <w:proofErr w:type="gramEnd"/>
-      <w:r>
-        <w:t xml:space="preserve"> </w:t>
-      </w:r>
-      <w:r>
-        <w:t>– Rimozione disponibilità</w:t>
       </w:r>
     </w:p>
     <w:tbl>
@@ -1625,9 +1792,14 @@
             <w:shd w:val="clear" w:color="auto" w:fill="C4F5E7"/>
           </w:tcPr>
           <w:p>
-            <w:r>
-              <w:rPr>
-                <w:rFonts w:ascii="Arial" w:eastAsia="Arial" w:hAnsi="Arial" w:cs="Arial"/>
+            <w:pPr>
+              <w:rPr>
+                <w:rFonts w:ascii="Helvetica Neue" w:hAnsi="Helvetica Neue"/>
+              </w:rPr>
+            </w:pPr>
+            <w:r>
+              <w:rPr>
+                <w:rFonts w:ascii="Helvetica Neue" w:eastAsia="Arial" w:hAnsi="Helvetica Neue" w:cs="Arial"/>
                 <w:b/>
                 <w:sz w:val="28"/>
               </w:rPr>
@@ -1650,10 +1822,13 @@
             <w:pPr>
               <w:ind w:left="139"/>
               <w:jc w:val="center"/>
-            </w:pPr>
-            <w:r>
-              <w:rPr>
-                <w:rFonts w:ascii="Arial" w:eastAsia="Arial" w:hAnsi="Arial" w:cs="Arial"/>
+              <w:rPr>
+                <w:rFonts w:ascii="Helvetica Neue" w:hAnsi="Helvetica Neue"/>
+              </w:rPr>
+            </w:pPr>
+            <w:r>
+              <w:rPr>
+                <w:rFonts w:ascii="Helvetica Neue" w:eastAsia="Arial" w:hAnsi="Helvetica Neue" w:cs="Arial"/>
                 <w:b/>
                 <w:sz w:val="28"/>
               </w:rPr>
@@ -1676,10 +1851,13 @@
             <w:pPr>
               <w:ind w:left="132"/>
               <w:jc w:val="center"/>
-            </w:pPr>
-            <w:r>
-              <w:rPr>
-                <w:rFonts w:ascii="Arial" w:eastAsia="Arial" w:hAnsi="Arial" w:cs="Arial"/>
+              <w:rPr>
+                <w:rFonts w:ascii="Helvetica Neue" w:hAnsi="Helvetica Neue"/>
+              </w:rPr>
+            </w:pPr>
+            <w:r>
+              <w:rPr>
+                <w:rFonts w:ascii="Helvetica Neue" w:eastAsia="Arial" w:hAnsi="Helvetica Neue" w:cs="Arial"/>
                 <w:b/>
                 <w:sz w:val="28"/>
               </w:rPr>
@@ -1690,7 +1868,7 @@
       </w:tr>
       <w:tr>
         <w:trPr>
-          <w:trHeight w:val="1070"/>
+          <w:trHeight w:val="684"/>
         </w:trPr>
         <w:tc>
           <w:tcPr>
@@ -1703,9 +1881,14 @@
             </w:tcBorders>
           </w:tcPr>
           <w:p>
-            <w:r>
-              <w:rPr>
-                <w:rFonts w:ascii="Arial" w:eastAsia="Arial" w:hAnsi="Arial" w:cs="Arial"/>
+            <w:pPr>
+              <w:rPr>
+                <w:rFonts w:ascii="Helvetica Neue" w:hAnsi="Helvetica Neue"/>
+              </w:rPr>
+            </w:pPr>
+            <w:r>
+              <w:rPr>
+                <w:rFonts w:ascii="Helvetica Neue" w:eastAsia="Arial" w:hAnsi="Helvetica Neue" w:cs="Arial"/>
                 <w:b/>
                 <w:sz w:val="24"/>
               </w:rPr>
@@ -1713,7 +1896,7 @@
             </w:r>
             <w:r>
               <w:rPr>
-                <w:rFonts w:ascii="Arial" w:eastAsia="Arial" w:hAnsi="Arial" w:cs="Arial"/>
+                <w:rFonts w:ascii="Helvetica Neue" w:eastAsia="Arial" w:hAnsi="Helvetica Neue" w:cs="Arial"/>
                 <w:b/>
                 <w:sz w:val="24"/>
               </w:rPr>
@@ -1735,10 +1918,13 @@
             <w:pPr>
               <w:ind w:left="2" w:right="63"/>
               <w:jc w:val="both"/>
-            </w:pPr>
-            <w:r>
-              <w:rPr>
-                <w:rFonts w:ascii="Arial" w:eastAsia="Arial" w:hAnsi="Arial" w:cs="Arial"/>
+              <w:rPr>
+                <w:rFonts w:ascii="Helvetica Neue" w:hAnsi="Helvetica Neue"/>
+              </w:rPr>
+            </w:pPr>
+            <w:r>
+              <w:rPr>
+                <w:rFonts w:ascii="Helvetica Neue" w:eastAsia="Arial" w:hAnsi="Helvetica Neue" w:cs="Arial"/>
                 <w:sz w:val="24"/>
               </w:rPr>
               <w:t>Deseleziona un turno precedentemente selezionato</w:t>
@@ -1758,24 +1944,27 @@
           <w:p>
             <w:pPr>
               <w:ind w:left="2" w:right="66"/>
-            </w:pPr>
-            <w:r>
-              <w:rPr>
-                <w:rFonts w:ascii="Arial" w:eastAsia="Arial" w:hAnsi="Arial" w:cs="Arial"/>
+              <w:rPr>
+                <w:rFonts w:ascii="Helvetica Neue" w:hAnsi="Helvetica Neue"/>
+              </w:rPr>
+            </w:pPr>
+            <w:r>
+              <w:rPr>
+                <w:rFonts w:ascii="Helvetica Neue" w:eastAsia="Arial" w:hAnsi="Helvetica Neue" w:cs="Arial"/>
                 <w:sz w:val="24"/>
               </w:rPr>
               <w:t>Rimuove l</w:t>
             </w:r>
             <w:r>
               <w:rPr>
-                <w:rFonts w:ascii="Arial" w:eastAsia="Arial" w:hAnsi="Arial" w:cs="Arial"/>
+                <w:rFonts w:ascii="Helvetica Neue" w:eastAsia="Arial" w:hAnsi="Helvetica Neue" w:cs="Arial"/>
                 <w:sz w:val="24"/>
               </w:rPr>
               <w:t>a</w:t>
             </w:r>
             <w:r>
               <w:rPr>
-                <w:rFonts w:ascii="Arial" w:eastAsia="Arial" w:hAnsi="Arial" w:cs="Arial"/>
+                <w:rFonts w:ascii="Helvetica Neue" w:eastAsia="Arial" w:hAnsi="Helvetica Neue" w:cs="Arial"/>
                 <w:sz w:val="24"/>
               </w:rPr>
               <w:t xml:space="preserve"> disponibilità dal sistema</w:t>
@@ -1800,7 +1989,7 @@
           <w:p>
             <w:pPr>
               <w:rPr>
-                <w:rFonts w:ascii="Arial" w:eastAsia="Arial" w:hAnsi="Arial" w:cs="Arial"/>
+                <w:rFonts w:ascii="Helvetica Neue" w:eastAsia="Arial" w:hAnsi="Helvetica Neue" w:cs="Arial"/>
                 <w:b/>
                 <w:sz w:val="24"/>
               </w:rPr>
@@ -1822,7 +2011,7 @@
               <w:ind w:left="2" w:right="63"/>
               <w:jc w:val="both"/>
               <w:rPr>
-                <w:rFonts w:ascii="Arial" w:eastAsia="Arial" w:hAnsi="Arial" w:cs="Arial"/>
+                <w:rFonts w:ascii="Helvetica Neue" w:eastAsia="Arial" w:hAnsi="Helvetica Neue" w:cs="Arial"/>
                 <w:sz w:val="24"/>
               </w:rPr>
             </w:pPr>
@@ -1842,13 +2031,13 @@
             <w:pPr>
               <w:ind w:left="2" w:right="66"/>
               <w:rPr>
-                <w:rFonts w:ascii="Arial" w:eastAsia="Arial" w:hAnsi="Arial" w:cs="Arial"/>
-                <w:sz w:val="24"/>
-              </w:rPr>
-            </w:pPr>
-            <w:r>
-              <w:rPr>
-                <w:rFonts w:ascii="Arial" w:eastAsia="Arial" w:hAnsi="Arial" w:cs="Arial"/>
+                <w:rFonts w:ascii="Helvetica Neue" w:eastAsia="Arial" w:hAnsi="Helvetica Neue" w:cs="Arial"/>
+                <w:sz w:val="24"/>
+              </w:rPr>
+            </w:pPr>
+            <w:r>
+              <w:rPr>
+                <w:rFonts w:ascii="Helvetica Neue" w:eastAsia="Arial" w:hAnsi="Helvetica Neue" w:cs="Arial"/>
                 <w:i/>
                 <w:iCs/>
                 <w:sz w:val="24"/>
@@ -1862,10 +2051,13 @@
     <w:p>
       <w:pPr>
         <w:spacing w:after="561"/>
+        <w:rPr>
+          <w:rFonts w:ascii="Helvetica Neue" w:hAnsi="Helvetica Neue"/>
+        </w:rPr>
       </w:pPr>
       <w:r>
         <w:rPr>
-          <w:rFonts w:ascii="Arial" w:eastAsia="Arial" w:hAnsi="Arial" w:cs="Arial"/>
+          <w:rFonts w:ascii="Helvetica Neue" w:eastAsia="Arial" w:hAnsi="Helvetica Neue" w:cs="Arial"/>
           <w:sz w:val="24"/>
         </w:rPr>
         <w:t xml:space="preserve"> </w:t>
@@ -1876,52 +2068,30 @@
         <w:pStyle w:val="Titolo4"/>
         <w:ind w:left="-5"/>
         <w:rPr>
+          <w:rFonts w:ascii="Helvetica Neue" w:hAnsi="Helvetica Neue"/>
           <w:color w:val="EE0000"/>
         </w:rPr>
       </w:pPr>
       <w:r>
         <w:rPr>
+          <w:rFonts w:ascii="Helvetica Neue" w:hAnsi="Helvetica Neue"/>
           <w:color w:val="EE0000"/>
         </w:rPr>
         <w:t>E</w:t>
       </w:r>
       <w:r>
         <w:rPr>
+          <w:rFonts w:ascii="Helvetica Neue" w:hAnsi="Helvetica Neue"/>
           <w:color w:val="EE0000"/>
         </w:rPr>
-        <w:t xml:space="preserve">ccezione </w:t>
-      </w:r>
-      <w:proofErr w:type="gramStart"/>
-      <w:r>
-        <w:rPr>
+        <w:t>ccezione 3</w:t>
+      </w:r>
+      <w:r>
+        <w:rPr>
+          <w:rFonts w:ascii="Helvetica Neue" w:hAnsi="Helvetica Neue"/>
           <w:color w:val="EE0000"/>
         </w:rPr>
-        <w:t>3</w:t>
-      </w:r>
-      <w:r>
-        <w:rPr>
-          <w:color w:val="EE0000"/>
-        </w:rPr>
-        <w:t>a</w:t>
-      </w:r>
-      <w:proofErr w:type="gramEnd"/>
-      <w:r>
-        <w:rPr>
-          <w:color w:val="EE0000"/>
-        </w:rPr>
-        <w:t>.1a</w:t>
-      </w:r>
-      <w:r>
-        <w:rPr>
-          <w:color w:val="EE0000"/>
-        </w:rPr>
-        <w:t xml:space="preserve"> – Turno già assegnato</w:t>
-      </w:r>
-      <w:r>
-        <w:rPr>
-          <w:color w:val="EE0000"/>
-        </w:rPr>
-        <w:t xml:space="preserve"> </w:t>
+        <w:t>a.1a</w:t>
       </w:r>
     </w:p>
     <w:tbl>
@@ -1957,9 +2127,14 @@
             <w:shd w:val="clear" w:color="auto" w:fill="C4F5E7"/>
           </w:tcPr>
           <w:p>
-            <w:r>
-              <w:rPr>
-                <w:rFonts w:ascii="Arial" w:eastAsia="Arial" w:hAnsi="Arial" w:cs="Arial"/>
+            <w:pPr>
+              <w:rPr>
+                <w:rFonts w:ascii="Helvetica Neue" w:hAnsi="Helvetica Neue"/>
+              </w:rPr>
+            </w:pPr>
+            <w:r>
+              <w:rPr>
+                <w:rFonts w:ascii="Helvetica Neue" w:eastAsia="Arial" w:hAnsi="Helvetica Neue" w:cs="Arial"/>
                 <w:b/>
                 <w:sz w:val="28"/>
               </w:rPr>
@@ -1982,10 +2157,13 @@
             <w:pPr>
               <w:ind w:left="139"/>
               <w:jc w:val="center"/>
-            </w:pPr>
-            <w:r>
-              <w:rPr>
-                <w:rFonts w:ascii="Arial" w:eastAsia="Arial" w:hAnsi="Arial" w:cs="Arial"/>
+              <w:rPr>
+                <w:rFonts w:ascii="Helvetica Neue" w:hAnsi="Helvetica Neue"/>
+              </w:rPr>
+            </w:pPr>
+            <w:r>
+              <w:rPr>
+                <w:rFonts w:ascii="Helvetica Neue" w:eastAsia="Arial" w:hAnsi="Helvetica Neue" w:cs="Arial"/>
                 <w:b/>
                 <w:sz w:val="28"/>
               </w:rPr>
@@ -2008,10 +2186,13 @@
             <w:pPr>
               <w:ind w:left="132"/>
               <w:jc w:val="center"/>
-            </w:pPr>
-            <w:r>
-              <w:rPr>
-                <w:rFonts w:ascii="Arial" w:eastAsia="Arial" w:hAnsi="Arial" w:cs="Arial"/>
+              <w:rPr>
+                <w:rFonts w:ascii="Helvetica Neue" w:hAnsi="Helvetica Neue"/>
+              </w:rPr>
+            </w:pPr>
+            <w:r>
+              <w:rPr>
+                <w:rFonts w:ascii="Helvetica Neue" w:eastAsia="Arial" w:hAnsi="Helvetica Neue" w:cs="Arial"/>
                 <w:b/>
                 <w:sz w:val="28"/>
               </w:rPr>
@@ -2035,9 +2216,14 @@
             </w:tcBorders>
           </w:tcPr>
           <w:p>
-            <w:r>
-              <w:rPr>
-                <w:rFonts w:ascii="Arial" w:eastAsia="Arial" w:hAnsi="Arial" w:cs="Arial"/>
+            <w:pPr>
+              <w:rPr>
+                <w:rFonts w:ascii="Helvetica Neue" w:hAnsi="Helvetica Neue"/>
+              </w:rPr>
+            </w:pPr>
+            <w:r>
+              <w:rPr>
+                <w:rFonts w:ascii="Helvetica Neue" w:eastAsia="Arial" w:hAnsi="Helvetica Neue" w:cs="Arial"/>
                 <w:b/>
                 <w:sz w:val="24"/>
               </w:rPr>
@@ -2045,7 +2231,7 @@
             </w:r>
             <w:r>
               <w:rPr>
-                <w:rFonts w:ascii="Arial" w:eastAsia="Arial" w:hAnsi="Arial" w:cs="Arial"/>
+                <w:rFonts w:ascii="Helvetica Neue" w:eastAsia="Arial" w:hAnsi="Helvetica Neue" w:cs="Arial"/>
                 <w:b/>
                 <w:sz w:val="24"/>
               </w:rPr>
@@ -2068,10 +2254,13 @@
             <w:pPr>
               <w:ind w:left="2"/>
               <w:jc w:val="both"/>
-            </w:pPr>
-            <w:r>
-              <w:rPr>
-                <w:rFonts w:ascii="Arial" w:eastAsia="Arial" w:hAnsi="Arial" w:cs="Arial"/>
+              <w:rPr>
+                <w:rFonts w:ascii="Helvetica Neue" w:hAnsi="Helvetica Neue"/>
+              </w:rPr>
+            </w:pPr>
+            <w:r>
+              <w:rPr>
+                <w:rFonts w:ascii="Helvetica Neue" w:eastAsia="Arial" w:hAnsi="Helvetica Neue" w:cs="Arial"/>
                 <w:sz w:val="24"/>
               </w:rPr>
               <w:t>Tenta di rimuovere o modificare la disponibilità</w:t>
@@ -2087,15 +2276,18 @@
               <w:bottom w:val="single" w:sz="8" w:space="0" w:color="000000"/>
               <w:right w:val="single" w:sz="8" w:space="0" w:color="000000"/>
             </w:tcBorders>
-            <w:shd w:val="clear" w:color="auto" w:fill="FF7E79"/>
+            <w:shd w:val="clear" w:color="auto" w:fill="F5CCCD"/>
           </w:tcPr>
           <w:p>
             <w:pPr>
               <w:ind w:left="2"/>
-            </w:pPr>
-            <w:r>
-              <w:rPr>
-                <w:rFonts w:ascii="Arial" w:eastAsia="Arial" w:hAnsi="Arial" w:cs="Arial"/>
+              <w:rPr>
+                <w:rFonts w:ascii="Helvetica Neue" w:hAnsi="Helvetica Neue"/>
+              </w:rPr>
+            </w:pPr>
+            <w:r>
+              <w:rPr>
+                <w:rFonts w:ascii="Helvetica Neue" w:eastAsia="Arial" w:hAnsi="Helvetica Neue" w:cs="Arial"/>
                 <w:sz w:val="24"/>
               </w:rPr>
               <w:t xml:space="preserve">Rileva che il turno è già stato assegnato dall’organizzatore </w:t>
@@ -2105,7 +2297,7 @@
       </w:tr>
       <w:tr>
         <w:trPr>
-          <w:trHeight w:val="839"/>
+          <w:trHeight w:val="704"/>
         </w:trPr>
         <w:tc>
           <w:tcPr>
@@ -2120,14 +2312,14 @@
           <w:p>
             <w:pPr>
               <w:rPr>
-                <w:rFonts w:ascii="Arial" w:eastAsia="Arial" w:hAnsi="Arial" w:cs="Arial"/>
-                <w:b/>
-                <w:sz w:val="24"/>
-              </w:rPr>
-            </w:pPr>
-            <w:r>
-              <w:rPr>
-                <w:rFonts w:ascii="Arial" w:eastAsia="Arial" w:hAnsi="Arial" w:cs="Arial"/>
+                <w:rFonts w:ascii="Helvetica Neue" w:eastAsia="Arial" w:hAnsi="Helvetica Neue" w:cs="Arial"/>
+                <w:b/>
+                <w:sz w:val="24"/>
+              </w:rPr>
+            </w:pPr>
+            <w:r>
+              <w:rPr>
+                <w:rFonts w:ascii="Helvetica Neue" w:eastAsia="Arial" w:hAnsi="Helvetica Neue" w:cs="Arial"/>
                 <w:b/>
                 <w:sz w:val="24"/>
               </w:rPr>
@@ -2135,7 +2327,7 @@
             </w:r>
             <w:r>
               <w:rPr>
-                <w:rFonts w:ascii="Arial" w:eastAsia="Arial" w:hAnsi="Arial" w:cs="Arial"/>
+                <w:rFonts w:ascii="Helvetica Neue" w:eastAsia="Arial" w:hAnsi="Helvetica Neue" w:cs="Arial"/>
                 <w:b/>
                 <w:sz w:val="24"/>
               </w:rPr>
@@ -2143,7 +2335,7 @@
             </w:r>
             <w:r>
               <w:rPr>
-                <w:rFonts w:ascii="Arial" w:eastAsia="Arial" w:hAnsi="Arial" w:cs="Arial"/>
+                <w:rFonts w:ascii="Helvetica Neue" w:eastAsia="Arial" w:hAnsi="Helvetica Neue" w:cs="Arial"/>
                 <w:b/>
                 <w:sz w:val="24"/>
               </w:rPr>
@@ -2167,7 +2359,7 @@
               <w:ind w:left="2"/>
               <w:jc w:val="both"/>
               <w:rPr>
-                <w:rFonts w:ascii="Arial" w:eastAsia="Arial" w:hAnsi="Arial" w:cs="Arial"/>
+                <w:rFonts w:ascii="Helvetica Neue" w:eastAsia="Arial" w:hAnsi="Helvetica Neue" w:cs="Arial"/>
                 <w:sz w:val="24"/>
               </w:rPr>
             </w:pPr>
@@ -2182,19 +2374,19 @@
               <w:bottom w:val="single" w:sz="8" w:space="0" w:color="000000"/>
               <w:right w:val="single" w:sz="8" w:space="0" w:color="000000"/>
             </w:tcBorders>
-            <w:shd w:val="clear" w:color="auto" w:fill="FF7E79"/>
+            <w:shd w:val="clear" w:color="auto" w:fill="F5CCCD"/>
           </w:tcPr>
           <w:p>
             <w:pPr>
               <w:ind w:left="2"/>
               <w:rPr>
-                <w:rFonts w:ascii="Arial" w:eastAsia="Arial" w:hAnsi="Arial" w:cs="Arial"/>
-                <w:sz w:val="24"/>
-              </w:rPr>
-            </w:pPr>
-            <w:r>
-              <w:rPr>
-                <w:rFonts w:ascii="Arial" w:eastAsia="Arial" w:hAnsi="Arial" w:cs="Arial"/>
+                <w:rFonts w:ascii="Helvetica Neue" w:eastAsia="Arial" w:hAnsi="Helvetica Neue" w:cs="Arial"/>
+                <w:sz w:val="24"/>
+              </w:rPr>
+            </w:pPr>
+            <w:r>
+              <w:rPr>
+                <w:rFonts w:ascii="Helvetica Neue" w:eastAsia="Arial" w:hAnsi="Helvetica Neue" w:cs="Arial"/>
                 <w:sz w:val="24"/>
               </w:rPr>
               <w:t>Impedisce l’operazione e mostra un messaggio di errore</w:t>
@@ -2204,7 +2396,7 @@
       </w:tr>
       <w:tr>
         <w:trPr>
-          <w:trHeight w:val="575"/>
+          <w:trHeight w:val="305"/>
         </w:trPr>
         <w:tc>
           <w:tcPr>
@@ -2219,7 +2411,7 @@
           <w:p>
             <w:pPr>
               <w:rPr>
-                <w:rFonts w:ascii="Arial" w:eastAsia="Arial" w:hAnsi="Arial" w:cs="Arial"/>
+                <w:rFonts w:ascii="Helvetica Neue" w:eastAsia="Arial" w:hAnsi="Helvetica Neue" w:cs="Arial"/>
                 <w:b/>
                 <w:sz w:val="24"/>
               </w:rPr>
@@ -2242,7 +2434,7 @@
               <w:ind w:left="2"/>
               <w:jc w:val="both"/>
               <w:rPr>
-                <w:rFonts w:ascii="Arial" w:eastAsia="Arial" w:hAnsi="Arial" w:cs="Arial"/>
+                <w:rFonts w:ascii="Helvetica Neue" w:eastAsia="Arial" w:hAnsi="Helvetica Neue" w:cs="Arial"/>
                 <w:sz w:val="24"/>
               </w:rPr>
             </w:pPr>
@@ -2262,13 +2454,13 @@
             <w:pPr>
               <w:ind w:left="2"/>
               <w:rPr>
-                <w:rFonts w:ascii="Arial" w:eastAsia="Arial" w:hAnsi="Arial" w:cs="Arial"/>
-                <w:sz w:val="24"/>
-              </w:rPr>
-            </w:pPr>
-            <w:r>
-              <w:rPr>
-                <w:rFonts w:ascii="Arial" w:eastAsia="Arial" w:hAnsi="Arial" w:cs="Arial"/>
+                <w:rFonts w:ascii="Helvetica Neue" w:eastAsia="Arial" w:hAnsi="Helvetica Neue" w:cs="Arial"/>
+                <w:sz w:val="24"/>
+              </w:rPr>
+            </w:pPr>
+            <w:r>
+              <w:rPr>
+                <w:rFonts w:ascii="Helvetica Neue" w:eastAsia="Arial" w:hAnsi="Helvetica Neue" w:cs="Arial"/>
                 <w:i/>
                 <w:sz w:val="24"/>
               </w:rPr>
@@ -2281,10 +2473,13 @@
     <w:p>
       <w:pPr>
         <w:spacing w:after="556"/>
+        <w:rPr>
+          <w:rFonts w:ascii="Helvetica Neue" w:hAnsi="Helvetica Neue"/>
+        </w:rPr>
       </w:pPr>
       <w:r>
         <w:rPr>
-          <w:rFonts w:ascii="Arial" w:eastAsia="Arial" w:hAnsi="Arial" w:cs="Arial"/>
+          <w:rFonts w:ascii="Helvetica Neue" w:eastAsia="Arial" w:hAnsi="Helvetica Neue" w:cs="Arial"/>
           <w:sz w:val="24"/>
         </w:rPr>
         <w:t xml:space="preserve"> </w:t>
@@ -2295,33 +2490,37 @@
         <w:pStyle w:val="Titolo4"/>
         <w:ind w:left="-5"/>
         <w:rPr>
+          <w:rFonts w:ascii="Helvetica Neue" w:hAnsi="Helvetica Neue"/>
           <w:color w:val="EE0000"/>
         </w:rPr>
       </w:pPr>
       <w:r>
         <w:rPr>
+          <w:rFonts w:ascii="Helvetica Neue" w:hAnsi="Helvetica Neue"/>
           <w:color w:val="EE0000"/>
         </w:rPr>
-        <w:lastRenderedPageBreak/>
         <w:t>Eccezione</w:t>
       </w:r>
       <w:r>
         <w:rPr>
+          <w:rFonts w:ascii="Helvetica Neue" w:hAnsi="Helvetica Neue"/>
           <w:color w:val="EE0000"/>
         </w:rPr>
         <w:t xml:space="preserve"> </w:t>
       </w:r>
       <w:r>
         <w:rPr>
+          <w:rFonts w:ascii="Helvetica Neue" w:hAnsi="Helvetica Neue"/>
           <w:color w:val="EE0000"/>
         </w:rPr>
-        <w:t>1c – Nessun turno disponibile</w:t>
-      </w:r>
-      <w:r>
-        <w:rPr>
+        <w:t>X</w:t>
+      </w:r>
+      <w:r>
+        <w:rPr>
+          <w:rFonts w:ascii="Helvetica Neue" w:hAnsi="Helvetica Neue"/>
           <w:color w:val="EE0000"/>
         </w:rPr>
-        <w:t xml:space="preserve"> </w:t>
+        <w:t xml:space="preserve">1 </w:t>
       </w:r>
     </w:p>
     <w:tbl>
@@ -2360,10 +2559,13 @@
           <w:p>
             <w:pPr>
               <w:ind w:left="82"/>
-            </w:pPr>
-            <w:r>
-              <w:rPr>
-                <w:rFonts w:ascii="Arial" w:eastAsia="Arial" w:hAnsi="Arial" w:cs="Arial"/>
+              <w:rPr>
+                <w:rFonts w:ascii="Helvetica Neue" w:hAnsi="Helvetica Neue"/>
+              </w:rPr>
+            </w:pPr>
+            <w:r>
+              <w:rPr>
+                <w:rFonts w:ascii="Helvetica Neue" w:eastAsia="Arial" w:hAnsi="Helvetica Neue" w:cs="Arial"/>
                 <w:b/>
                 <w:sz w:val="28"/>
               </w:rPr>
@@ -2385,10 +2587,13 @@
           <w:p>
             <w:pPr>
               <w:ind w:left="1992"/>
-            </w:pPr>
-            <w:r>
-              <w:rPr>
-                <w:rFonts w:ascii="Arial" w:eastAsia="Arial" w:hAnsi="Arial" w:cs="Arial"/>
+              <w:rPr>
+                <w:rFonts w:ascii="Helvetica Neue" w:hAnsi="Helvetica Neue"/>
+              </w:rPr>
+            </w:pPr>
+            <w:r>
+              <w:rPr>
+                <w:rFonts w:ascii="Helvetica Neue" w:eastAsia="Arial" w:hAnsi="Helvetica Neue" w:cs="Arial"/>
                 <w:b/>
                 <w:sz w:val="28"/>
               </w:rPr>
@@ -2407,7 +2612,13 @@
             </w:tcBorders>
             <w:shd w:val="clear" w:color="auto" w:fill="C4F5E7"/>
           </w:tcPr>
-          <w:p/>
+          <w:p>
+            <w:pPr>
+              <w:rPr>
+                <w:rFonts w:ascii="Helvetica Neue" w:hAnsi="Helvetica Neue"/>
+              </w:rPr>
+            </w:pPr>
+          </w:p>
         </w:tc>
         <w:tc>
           <w:tcPr>
@@ -2424,10 +2635,13 @@
             <w:pPr>
               <w:ind w:left="211"/>
               <w:jc w:val="center"/>
-            </w:pPr>
-            <w:r>
-              <w:rPr>
-                <w:rFonts w:ascii="Arial" w:eastAsia="Arial" w:hAnsi="Arial" w:cs="Arial"/>
+              <w:rPr>
+                <w:rFonts w:ascii="Helvetica Neue" w:hAnsi="Helvetica Neue"/>
+              </w:rPr>
+            </w:pPr>
+            <w:r>
+              <w:rPr>
+                <w:rFonts w:ascii="Helvetica Neue" w:eastAsia="Arial" w:hAnsi="Helvetica Neue" w:cs="Arial"/>
                 <w:b/>
                 <w:sz w:val="28"/>
               </w:rPr>
@@ -2438,7 +2652,7 @@
       </w:tr>
       <w:tr>
         <w:trPr>
-          <w:trHeight w:val="839"/>
+          <w:trHeight w:val="443"/>
         </w:trPr>
         <w:tc>
           <w:tcPr>
@@ -2453,10 +2667,13 @@
           <w:p>
             <w:pPr>
               <w:ind w:left="82"/>
-            </w:pPr>
-            <w:r>
-              <w:rPr>
-                <w:rFonts w:ascii="Arial" w:eastAsia="Arial" w:hAnsi="Arial" w:cs="Arial"/>
+              <w:rPr>
+                <w:rFonts w:ascii="Helvetica Neue" w:hAnsi="Helvetica Neue"/>
+              </w:rPr>
+            </w:pPr>
+            <w:r>
+              <w:rPr>
+                <w:rFonts w:ascii="Helvetica Neue" w:eastAsia="Arial" w:hAnsi="Helvetica Neue" w:cs="Arial"/>
                 <w:b/>
                 <w:sz w:val="24"/>
               </w:rPr>
@@ -2464,7 +2681,7 @@
             </w:r>
             <w:r>
               <w:rPr>
-                <w:rFonts w:ascii="Arial" w:eastAsia="Arial" w:hAnsi="Arial" w:cs="Arial"/>
+                <w:rFonts w:ascii="Helvetica Neue" w:eastAsia="Arial" w:hAnsi="Helvetica Neue" w:cs="Arial"/>
                 <w:b/>
                 <w:sz w:val="24"/>
               </w:rPr>
@@ -2486,13 +2703,13 @@
             <w:pPr>
               <w:ind w:left="82"/>
               <w:rPr>
-                <w:rFonts w:ascii="Arial" w:hAnsi="Arial" w:cs="Arial"/>
-                <w:sz w:val="24"/>
-              </w:rPr>
-            </w:pPr>
-            <w:r>
-              <w:rPr>
-                <w:rFonts w:ascii="Arial" w:hAnsi="Arial" w:cs="Arial"/>
+                <w:rFonts w:ascii="Helvetica Neue" w:hAnsi="Helvetica Neue" w:cs="Arial"/>
+                <w:sz w:val="24"/>
+              </w:rPr>
+            </w:pPr>
+            <w:r>
+              <w:rPr>
+                <w:rFonts w:ascii="Helvetica Neue" w:hAnsi="Helvetica Neue" w:cs="Arial"/>
                 <w:sz w:val="24"/>
               </w:rPr>
               <w:t xml:space="preserve">Richiede di visualizzare i turni </w:t>
@@ -2509,7 +2726,13 @@
               <w:right w:val="single" w:sz="8" w:space="0" w:color="000000"/>
             </w:tcBorders>
           </w:tcPr>
-          <w:p/>
+          <w:p>
+            <w:pPr>
+              <w:rPr>
+                <w:rFonts w:ascii="Helvetica Neue" w:hAnsi="Helvetica Neue"/>
+              </w:rPr>
+            </w:pPr>
+          </w:p>
         </w:tc>
         <w:tc>
           <w:tcPr>
@@ -2520,21 +2743,25 @@
               <w:bottom w:val="single" w:sz="8" w:space="0" w:color="000000"/>
               <w:right w:val="single" w:sz="8" w:space="0" w:color="000000"/>
             </w:tcBorders>
+            <w:shd w:val="clear" w:color="auto" w:fill="F5CCCD"/>
           </w:tcPr>
           <w:p>
             <w:pPr>
               <w:ind w:left="82"/>
-            </w:pPr>
-            <w:r>
-              <w:rPr>
-                <w:rFonts w:ascii="Arial" w:eastAsia="Arial" w:hAnsi="Arial" w:cs="Arial"/>
+              <w:rPr>
+                <w:rFonts w:ascii="Helvetica Neue" w:hAnsi="Helvetica Neue"/>
+              </w:rPr>
+            </w:pPr>
+            <w:r>
+              <w:rPr>
+                <w:rFonts w:ascii="Helvetica Neue" w:eastAsia="Arial" w:hAnsi="Helvetica Neue" w:cs="Arial"/>
                 <w:sz w:val="24"/>
               </w:rPr>
               <w:t>Non trova turni disponibili</w:t>
             </w:r>
             <w:r>
               <w:rPr>
-                <w:rFonts w:ascii="Arial" w:eastAsia="Arial" w:hAnsi="Arial" w:cs="Arial"/>
+                <w:rFonts w:ascii="Helvetica Neue" w:eastAsia="Arial" w:hAnsi="Helvetica Neue" w:cs="Arial"/>
                 <w:sz w:val="24"/>
               </w:rPr>
               <w:t xml:space="preserve"> </w:t>
@@ -2544,7 +2771,7 @@
       </w:tr>
       <w:tr>
         <w:trPr>
-          <w:trHeight w:val="839"/>
+          <w:trHeight w:val="335"/>
         </w:trPr>
         <w:tc>
           <w:tcPr>
@@ -2560,14 +2787,14 @@
             <w:pPr>
               <w:ind w:left="82"/>
               <w:rPr>
-                <w:rFonts w:ascii="Arial" w:eastAsia="Arial" w:hAnsi="Arial" w:cs="Arial"/>
-                <w:b/>
-                <w:sz w:val="24"/>
-              </w:rPr>
-            </w:pPr>
-            <w:r>
-              <w:rPr>
-                <w:rFonts w:ascii="Arial" w:eastAsia="Arial" w:hAnsi="Arial" w:cs="Arial"/>
+                <w:rFonts w:ascii="Helvetica Neue" w:eastAsia="Arial" w:hAnsi="Helvetica Neue" w:cs="Arial"/>
+                <w:b/>
+                <w:sz w:val="24"/>
+              </w:rPr>
+            </w:pPr>
+            <w:r>
+              <w:rPr>
+                <w:rFonts w:ascii="Helvetica Neue" w:eastAsia="Arial" w:hAnsi="Helvetica Neue" w:cs="Arial"/>
                 <w:b/>
                 <w:sz w:val="24"/>
               </w:rPr>
@@ -2589,7 +2816,7 @@
             <w:pPr>
               <w:ind w:left="82"/>
               <w:rPr>
-                <w:rFonts w:ascii="Arial" w:hAnsi="Arial" w:cs="Arial"/>
+                <w:rFonts w:ascii="Helvetica Neue" w:hAnsi="Helvetica Neue" w:cs="Arial"/>
                 <w:sz w:val="24"/>
               </w:rPr>
             </w:pPr>
@@ -2605,7 +2832,13 @@
               <w:right w:val="single" w:sz="8" w:space="0" w:color="000000"/>
             </w:tcBorders>
           </w:tcPr>
-          <w:p/>
+          <w:p>
+            <w:pPr>
+              <w:rPr>
+                <w:rFonts w:ascii="Helvetica Neue" w:hAnsi="Helvetica Neue"/>
+              </w:rPr>
+            </w:pPr>
+          </w:p>
         </w:tc>
         <w:tc>
           <w:tcPr>
@@ -2616,18 +2849,19 @@
               <w:bottom w:val="single" w:sz="8" w:space="0" w:color="000000"/>
               <w:right w:val="single" w:sz="8" w:space="0" w:color="000000"/>
             </w:tcBorders>
+            <w:shd w:val="clear" w:color="auto" w:fill="F5CCCD"/>
           </w:tcPr>
           <w:p>
             <w:pPr>
               <w:ind w:left="82"/>
               <w:rPr>
-                <w:rFonts w:ascii="Arial" w:eastAsia="Arial" w:hAnsi="Arial" w:cs="Arial"/>
-                <w:sz w:val="24"/>
-              </w:rPr>
-            </w:pPr>
-            <w:r>
-              <w:rPr>
-                <w:rFonts w:ascii="Arial" w:eastAsia="Arial" w:hAnsi="Arial" w:cs="Arial"/>
+                <w:rFonts w:ascii="Helvetica Neue" w:eastAsia="Arial" w:hAnsi="Helvetica Neue" w:cs="Arial"/>
+                <w:sz w:val="24"/>
+              </w:rPr>
+            </w:pPr>
+            <w:r>
+              <w:rPr>
+                <w:rFonts w:ascii="Helvetica Neue" w:eastAsia="Arial" w:hAnsi="Helvetica Neue" w:cs="Arial"/>
                 <w:sz w:val="24"/>
               </w:rPr>
               <w:t>Mostra un messaggio informativo</w:t>
@@ -2637,7 +2871,7 @@
       </w:tr>
       <w:tr>
         <w:trPr>
-          <w:trHeight w:val="839"/>
+          <w:trHeight w:val="385"/>
         </w:trPr>
         <w:tc>
           <w:tcPr>
@@ -2653,7 +2887,7 @@
             <w:pPr>
               <w:ind w:left="82"/>
               <w:rPr>
-                <w:rFonts w:ascii="Arial" w:eastAsia="Arial" w:hAnsi="Arial" w:cs="Arial"/>
+                <w:rFonts w:ascii="Helvetica Neue" w:eastAsia="Arial" w:hAnsi="Helvetica Neue" w:cs="Arial"/>
                 <w:b/>
                 <w:sz w:val="24"/>
               </w:rPr>
@@ -2674,7 +2908,7 @@
             <w:pPr>
               <w:ind w:left="82"/>
               <w:rPr>
-                <w:rFonts w:ascii="Arial" w:hAnsi="Arial" w:cs="Arial"/>
+                <w:rFonts w:ascii="Helvetica Neue" w:hAnsi="Helvetica Neue" w:cs="Arial"/>
                 <w:sz w:val="24"/>
               </w:rPr>
             </w:pPr>
@@ -2690,7 +2924,13 @@
               <w:right w:val="single" w:sz="8" w:space="0" w:color="000000"/>
             </w:tcBorders>
           </w:tcPr>
-          <w:p/>
+          <w:p>
+            <w:pPr>
+              <w:rPr>
+                <w:rFonts w:ascii="Helvetica Neue" w:hAnsi="Helvetica Neue"/>
+              </w:rPr>
+            </w:pPr>
+          </w:p>
         </w:tc>
         <w:tc>
           <w:tcPr>
@@ -2706,7 +2946,7 @@
             <w:pPr>
               <w:ind w:left="82"/>
               <w:rPr>
-                <w:rFonts w:ascii="Arial" w:eastAsia="Arial" w:hAnsi="Arial" w:cs="Arial"/>
+                <w:rFonts w:ascii="Helvetica Neue" w:eastAsia="Arial" w:hAnsi="Helvetica Neue" w:cs="Arial"/>
                 <w:i/>
                 <w:iCs/>
                 <w:sz w:val="24"/>
@@ -2714,7 +2954,7 @@
             </w:pPr>
             <w:r>
               <w:rPr>
-                <w:rFonts w:ascii="Arial" w:eastAsia="Arial" w:hAnsi="Arial" w:cs="Arial"/>
+                <w:rFonts w:ascii="Helvetica Neue" w:eastAsia="Arial" w:hAnsi="Helvetica Neue" w:cs="Arial"/>
                 <w:i/>
                 <w:iCs/>
                 <w:sz w:val="24"/>
@@ -2728,10 +2968,13 @@
     <w:p>
       <w:pPr>
         <w:spacing w:after="0"/>
+        <w:rPr>
+          <w:rFonts w:ascii="Helvetica Neue" w:hAnsi="Helvetica Neue"/>
+        </w:rPr>
       </w:pPr>
       <w:r>
         <w:rPr>
-          <w:rFonts w:ascii="Arial" w:eastAsia="Arial" w:hAnsi="Arial" w:cs="Arial"/>
+          <w:rFonts w:ascii="Helvetica Neue" w:eastAsia="Arial" w:hAnsi="Helvetica Neue" w:cs="Arial"/>
           <w:sz w:val="24"/>
         </w:rPr>
         <w:t xml:space="preserve"> </w:t>
